--- a/questionnaires/internal_staff_evaluation.docx
+++ b/questionnaires/internal_staff_evaluation.docx
@@ -4,16 +4,42 @@
   <w:body>
     <w:p>
       <w:pPr>
+        <w:spacing w:after="80"/>
         <w:jc w:val="center"/>
       </w:pPr>
       <w:r>
-        <w:rPr>
-          <w:rFonts w:ascii="Calibri" w:hAnsi="Calibri"/>
-          <w:b/>
-          <w:color w:val="0B6E6B"/>
-          <w:sz w:val="32"/>
-        </w:rPr>
-        <w:t>FAIRBANKS MEDICAL CENTRE</w:t>
+        <w:drawing>
+          <wp:inline xmlns:a="http://schemas.openxmlformats.org/drawingml/2006/main" xmlns:pic="http://schemas.openxmlformats.org/drawingml/2006/picture">
+            <wp:extent cx="2286000" cy="858312"/>
+            <wp:docPr id="1" name="Picture 1"/>
+            <wp:cNvGraphicFramePr>
+              <a:graphicFrameLocks noChangeAspect="1"/>
+            </wp:cNvGraphicFramePr>
+            <a:graphic>
+              <a:graphicData uri="http://schemas.openxmlformats.org/drawingml/2006/picture">
+                <pic:pic>
+                  <pic:nvPicPr>
+                    <pic:cNvPr id="0" name="fairbanks_logo.jpeg"/>
+                    <pic:cNvPicPr/>
+                  </pic:nvPicPr>
+                  <pic:blipFill>
+                    <a:blip r:embed="rId9"/>
+                    <a:stretch>
+                      <a:fillRect/>
+                    </a:stretch>
+                  </pic:blipFill>
+                  <pic:spPr>
+                    <a:xfrm>
+                      <a:off x="0" y="0"/>
+                      <a:ext cx="2286000" cy="858312"/>
+                    </a:xfrm>
+                    <a:prstGeom prst="rect"/>
+                  </pic:spPr>
+                </pic:pic>
+              </a:graphicData>
+            </a:graphic>
+          </wp:inline>
+        </w:drawing>
       </w:r>
     </w:p>
     <w:p>
@@ -38,7 +64,7 @@
         <w:rPr>
           <w:rFonts w:ascii="Calibri" w:hAnsi="Calibri"/>
           <w:b/>
-          <w:color w:val="084E4C"/>
+          <w:color w:val="006B35"/>
           <w:sz w:val="24"/>
         </w:rPr>
         <w:t>Internal Staff Post-Camp Evaluation</w:t>
@@ -66,12 +92,58 @@
         <w:rPr>
           <w:rFonts w:ascii="Calibri" w:hAnsi="Calibri"/>
           <w:b w:val="0"/>
-          <w:color w:val="0B6E6B"/>
+          <w:color w:val="008C45"/>
           <w:sz w:val="18"/>
         </w:rPr>
         <w:t>Your health, our mission.</w:t>
       </w:r>
     </w:p>
+    <w:p>
+      <w:pPr>
+        <w:spacing w:after="0" w:before="0"/>
+        <w:jc w:val="center"/>
+      </w:pPr>
+      <w:r>
+        <w:rPr>
+          <w:rFonts w:ascii="Calibri" w:hAnsi="Calibri"/>
+          <w:b w:val="0"/>
+          <w:color w:val="5A6A6A"/>
+          <w:sz w:val="17"/>
+        </w:rPr>
+        <w:t>Tirupati Road, Kyebando-Kisalosalo (Opp. Northern Bypass Roundabout), Kampala</w:t>
+      </w:r>
+    </w:p>
+    <w:p>
+      <w:pPr>
+        <w:spacing w:after="0" w:before="0"/>
+        <w:jc w:val="center"/>
+      </w:pPr>
+      <w:r>
+        <w:rPr>
+          <w:rFonts w:ascii="Calibri" w:hAnsi="Calibri"/>
+          <w:b w:val="0"/>
+          <w:color w:val="5A6A6A"/>
+          <w:sz w:val="17"/>
+        </w:rPr>
+        <w:t>Tel: 0701 849258  |  WhatsApp: 0777 462398</w:t>
+      </w:r>
+    </w:p>
+    <w:p>
+      <w:pPr>
+        <w:spacing w:after="0" w:before="0"/>
+        <w:jc w:val="center"/>
+      </w:pPr>
+      <w:r>
+        <w:rPr>
+          <w:rFonts w:ascii="Calibri" w:hAnsi="Calibri"/>
+          <w:b w:val="0"/>
+          <w:color w:val="5A6A6A"/>
+          <w:sz w:val="17"/>
+        </w:rPr>
+        <w:t>Email: info@fairbanksmedicalcentre.org  |  Web: www.fairbanksmedicalcentre.ug</w:t>
+      </w:r>
+    </w:p>
+    <w:p/>
     <w:p>
       <w:pPr>
         <w:spacing w:after="80" w:before="0"/>
@@ -140,7 +212,7 @@
         <w:rPr>
           <w:rFonts w:ascii="Calibri" w:hAnsi="Calibri"/>
           <w:b/>
-          <w:color w:val="0B6E6B"/>
+          <w:color w:val="008C45"/>
           <w:sz w:val="23"/>
         </w:rPr>
         <w:t>SECTION A: About you and your role</w:t>
@@ -384,7 +456,7 @@
         <w:rPr>
           <w:rFonts w:ascii="Calibri" w:hAnsi="Calibri"/>
           <w:b/>
-          <w:color w:val="0B6E6B"/>
+          <w:color w:val="008C45"/>
           <w:sz w:val="23"/>
         </w:rPr>
         <w:t>SECTION B: Operations rating</w:t>
@@ -424,7 +496,7 @@
         <w:tc>
           <w:tcPr>
             <w:tcW w:type="dxa" w:w="1700"/>
-            <w:shd w:fill="0B6E6B" w:val="clear"/>
+            <w:shd w:fill="008C45" w:val="clear"/>
           </w:tcPr>
           <w:p>
             <w:pPr>
@@ -445,7 +517,7 @@
         <w:tc>
           <w:tcPr>
             <w:tcW w:type="dxa" w:w="1700"/>
-            <w:shd w:fill="0B6E6B" w:val="clear"/>
+            <w:shd w:fill="008C45" w:val="clear"/>
           </w:tcPr>
           <w:p>
             <w:pPr>
@@ -468,7 +540,7 @@
         <w:tc>
           <w:tcPr>
             <w:tcW w:type="dxa" w:w="1700"/>
-            <w:shd w:fill="0B6E6B" w:val="clear"/>
+            <w:shd w:fill="008C45" w:val="clear"/>
           </w:tcPr>
           <w:p>
             <w:pPr>
@@ -491,7 +563,7 @@
         <w:tc>
           <w:tcPr>
             <w:tcW w:type="dxa" w:w="1700"/>
-            <w:shd w:fill="0B6E6B" w:val="clear"/>
+            <w:shd w:fill="008C45" w:val="clear"/>
           </w:tcPr>
           <w:p>
             <w:pPr>
@@ -514,7 +586,7 @@
         <w:tc>
           <w:tcPr>
             <w:tcW w:type="dxa" w:w="1700"/>
-            <w:shd w:fill="0B6E6B" w:val="clear"/>
+            <w:shd w:fill="008C45" w:val="clear"/>
           </w:tcPr>
           <w:p>
             <w:pPr>
@@ -537,7 +609,7 @@
         <w:tc>
           <w:tcPr>
             <w:tcW w:type="dxa" w:w="1700"/>
-            <w:shd w:fill="0B6E6B" w:val="clear"/>
+            <w:shd w:fill="008C45" w:val="clear"/>
           </w:tcPr>
           <w:p>
             <w:pPr>
@@ -675,7 +747,7 @@
         <w:tc>
           <w:tcPr>
             <w:tcW w:type="dxa" w:w="1700"/>
-            <w:shd w:fill="E8F5F4" w:val="clear"/>
+            <w:shd w:fill="E8F6EE" w:val="clear"/>
           </w:tcPr>
           <w:p>
             <w:r/>
@@ -692,7 +764,7 @@
         <w:tc>
           <w:tcPr>
             <w:tcW w:type="dxa" w:w="1700"/>
-            <w:shd w:fill="E8F5F4" w:val="clear"/>
+            <w:shd w:fill="E8F6EE" w:val="clear"/>
           </w:tcPr>
           <w:p>
             <w:pPr>
@@ -712,7 +784,7 @@
         <w:tc>
           <w:tcPr>
             <w:tcW w:type="dxa" w:w="1700"/>
-            <w:shd w:fill="E8F5F4" w:val="clear"/>
+            <w:shd w:fill="E8F6EE" w:val="clear"/>
           </w:tcPr>
           <w:p>
             <w:pPr>
@@ -732,7 +804,7 @@
         <w:tc>
           <w:tcPr>
             <w:tcW w:type="dxa" w:w="1700"/>
-            <w:shd w:fill="E8F5F4" w:val="clear"/>
+            <w:shd w:fill="E8F6EE" w:val="clear"/>
           </w:tcPr>
           <w:p>
             <w:pPr>
@@ -752,7 +824,7 @@
         <w:tc>
           <w:tcPr>
             <w:tcW w:type="dxa" w:w="1700"/>
-            <w:shd w:fill="E8F5F4" w:val="clear"/>
+            <w:shd w:fill="E8F6EE" w:val="clear"/>
           </w:tcPr>
           <w:p>
             <w:pPr>
@@ -772,7 +844,7 @@
         <w:tc>
           <w:tcPr>
             <w:tcW w:type="dxa" w:w="1700"/>
-            <w:shd w:fill="E8F5F4" w:val="clear"/>
+            <w:shd w:fill="E8F6EE" w:val="clear"/>
           </w:tcPr>
           <w:p>
             <w:pPr>
@@ -907,7 +979,7 @@
         <w:tc>
           <w:tcPr>
             <w:tcW w:type="dxa" w:w="1700"/>
-            <w:shd w:fill="E8F5F4" w:val="clear"/>
+            <w:shd w:fill="E8F6EE" w:val="clear"/>
           </w:tcPr>
           <w:p>
             <w:r/>
@@ -924,7 +996,7 @@
         <w:tc>
           <w:tcPr>
             <w:tcW w:type="dxa" w:w="1700"/>
-            <w:shd w:fill="E8F5F4" w:val="clear"/>
+            <w:shd w:fill="E8F6EE" w:val="clear"/>
           </w:tcPr>
           <w:p>
             <w:pPr>
@@ -944,7 +1016,7 @@
         <w:tc>
           <w:tcPr>
             <w:tcW w:type="dxa" w:w="1700"/>
-            <w:shd w:fill="E8F5F4" w:val="clear"/>
+            <w:shd w:fill="E8F6EE" w:val="clear"/>
           </w:tcPr>
           <w:p>
             <w:pPr>
@@ -964,7 +1036,7 @@
         <w:tc>
           <w:tcPr>
             <w:tcW w:type="dxa" w:w="1700"/>
-            <w:shd w:fill="E8F5F4" w:val="clear"/>
+            <w:shd w:fill="E8F6EE" w:val="clear"/>
           </w:tcPr>
           <w:p>
             <w:pPr>
@@ -984,7 +1056,7 @@
         <w:tc>
           <w:tcPr>
             <w:tcW w:type="dxa" w:w="1700"/>
-            <w:shd w:fill="E8F5F4" w:val="clear"/>
+            <w:shd w:fill="E8F6EE" w:val="clear"/>
           </w:tcPr>
           <w:p>
             <w:pPr>
@@ -1004,7 +1076,7 @@
         <w:tc>
           <w:tcPr>
             <w:tcW w:type="dxa" w:w="1700"/>
-            <w:shd w:fill="E8F5F4" w:val="clear"/>
+            <w:shd w:fill="E8F6EE" w:val="clear"/>
           </w:tcPr>
           <w:p>
             <w:pPr>
@@ -1139,7 +1211,7 @@
         <w:tc>
           <w:tcPr>
             <w:tcW w:type="dxa" w:w="1700"/>
-            <w:shd w:fill="E8F5F4" w:val="clear"/>
+            <w:shd w:fill="E8F6EE" w:val="clear"/>
           </w:tcPr>
           <w:p>
             <w:r/>
@@ -1156,7 +1228,7 @@
         <w:tc>
           <w:tcPr>
             <w:tcW w:type="dxa" w:w="1700"/>
-            <w:shd w:fill="E8F5F4" w:val="clear"/>
+            <w:shd w:fill="E8F6EE" w:val="clear"/>
           </w:tcPr>
           <w:p>
             <w:pPr>
@@ -1176,7 +1248,7 @@
         <w:tc>
           <w:tcPr>
             <w:tcW w:type="dxa" w:w="1700"/>
-            <w:shd w:fill="E8F5F4" w:val="clear"/>
+            <w:shd w:fill="E8F6EE" w:val="clear"/>
           </w:tcPr>
           <w:p>
             <w:pPr>
@@ -1196,7 +1268,7 @@
         <w:tc>
           <w:tcPr>
             <w:tcW w:type="dxa" w:w="1700"/>
-            <w:shd w:fill="E8F5F4" w:val="clear"/>
+            <w:shd w:fill="E8F6EE" w:val="clear"/>
           </w:tcPr>
           <w:p>
             <w:pPr>
@@ -1216,7 +1288,7 @@
         <w:tc>
           <w:tcPr>
             <w:tcW w:type="dxa" w:w="1700"/>
-            <w:shd w:fill="E8F5F4" w:val="clear"/>
+            <w:shd w:fill="E8F6EE" w:val="clear"/>
           </w:tcPr>
           <w:p>
             <w:pPr>
@@ -1236,7 +1308,7 @@
         <w:tc>
           <w:tcPr>
             <w:tcW w:type="dxa" w:w="1700"/>
-            <w:shd w:fill="E8F5F4" w:val="clear"/>
+            <w:shd w:fill="E8F6EE" w:val="clear"/>
           </w:tcPr>
           <w:p>
             <w:pPr>
@@ -1371,7 +1443,7 @@
         <w:tc>
           <w:tcPr>
             <w:tcW w:type="dxa" w:w="1700"/>
-            <w:shd w:fill="E8F5F4" w:val="clear"/>
+            <w:shd w:fill="E8F6EE" w:val="clear"/>
           </w:tcPr>
           <w:p>
             <w:r/>
@@ -1388,7 +1460,7 @@
         <w:tc>
           <w:tcPr>
             <w:tcW w:type="dxa" w:w="1700"/>
-            <w:shd w:fill="E8F5F4" w:val="clear"/>
+            <w:shd w:fill="E8F6EE" w:val="clear"/>
           </w:tcPr>
           <w:p>
             <w:pPr>
@@ -1408,7 +1480,7 @@
         <w:tc>
           <w:tcPr>
             <w:tcW w:type="dxa" w:w="1700"/>
-            <w:shd w:fill="E8F5F4" w:val="clear"/>
+            <w:shd w:fill="E8F6EE" w:val="clear"/>
           </w:tcPr>
           <w:p>
             <w:pPr>
@@ -1428,7 +1500,7 @@
         <w:tc>
           <w:tcPr>
             <w:tcW w:type="dxa" w:w="1700"/>
-            <w:shd w:fill="E8F5F4" w:val="clear"/>
+            <w:shd w:fill="E8F6EE" w:val="clear"/>
           </w:tcPr>
           <w:p>
             <w:pPr>
@@ -1448,7 +1520,7 @@
         <w:tc>
           <w:tcPr>
             <w:tcW w:type="dxa" w:w="1700"/>
-            <w:shd w:fill="E8F5F4" w:val="clear"/>
+            <w:shd w:fill="E8F6EE" w:val="clear"/>
           </w:tcPr>
           <w:p>
             <w:pPr>
@@ -1468,7 +1540,7 @@
         <w:tc>
           <w:tcPr>
             <w:tcW w:type="dxa" w:w="1700"/>
-            <w:shd w:fill="E8F5F4" w:val="clear"/>
+            <w:shd w:fill="E8F6EE" w:val="clear"/>
           </w:tcPr>
           <w:p>
             <w:pPr>
@@ -1603,7 +1675,7 @@
         <w:tc>
           <w:tcPr>
             <w:tcW w:type="dxa" w:w="1700"/>
-            <w:shd w:fill="E8F5F4" w:val="clear"/>
+            <w:shd w:fill="E8F6EE" w:val="clear"/>
           </w:tcPr>
           <w:p>
             <w:r/>
@@ -1620,7 +1692,7 @@
         <w:tc>
           <w:tcPr>
             <w:tcW w:type="dxa" w:w="1700"/>
-            <w:shd w:fill="E8F5F4" w:val="clear"/>
+            <w:shd w:fill="E8F6EE" w:val="clear"/>
           </w:tcPr>
           <w:p>
             <w:pPr>
@@ -1640,7 +1712,7 @@
         <w:tc>
           <w:tcPr>
             <w:tcW w:type="dxa" w:w="1700"/>
-            <w:shd w:fill="E8F5F4" w:val="clear"/>
+            <w:shd w:fill="E8F6EE" w:val="clear"/>
           </w:tcPr>
           <w:p>
             <w:pPr>
@@ -1660,7 +1732,7 @@
         <w:tc>
           <w:tcPr>
             <w:tcW w:type="dxa" w:w="1700"/>
-            <w:shd w:fill="E8F5F4" w:val="clear"/>
+            <w:shd w:fill="E8F6EE" w:val="clear"/>
           </w:tcPr>
           <w:p>
             <w:pPr>
@@ -1680,7 +1752,7 @@
         <w:tc>
           <w:tcPr>
             <w:tcW w:type="dxa" w:w="1700"/>
-            <w:shd w:fill="E8F5F4" w:val="clear"/>
+            <w:shd w:fill="E8F6EE" w:val="clear"/>
           </w:tcPr>
           <w:p>
             <w:pPr>
@@ -1700,7 +1772,7 @@
         <w:tc>
           <w:tcPr>
             <w:tcW w:type="dxa" w:w="1700"/>
-            <w:shd w:fill="E8F5F4" w:val="clear"/>
+            <w:shd w:fill="E8F6EE" w:val="clear"/>
           </w:tcPr>
           <w:p>
             <w:pPr>
@@ -1835,7 +1907,7 @@
         <w:tc>
           <w:tcPr>
             <w:tcW w:type="dxa" w:w="1700"/>
-            <w:shd w:fill="E8F5F4" w:val="clear"/>
+            <w:shd w:fill="E8F6EE" w:val="clear"/>
           </w:tcPr>
           <w:p>
             <w:r/>
@@ -1852,7 +1924,7 @@
         <w:tc>
           <w:tcPr>
             <w:tcW w:type="dxa" w:w="1700"/>
-            <w:shd w:fill="E8F5F4" w:val="clear"/>
+            <w:shd w:fill="E8F6EE" w:val="clear"/>
           </w:tcPr>
           <w:p>
             <w:pPr>
@@ -1872,7 +1944,7 @@
         <w:tc>
           <w:tcPr>
             <w:tcW w:type="dxa" w:w="1700"/>
-            <w:shd w:fill="E8F5F4" w:val="clear"/>
+            <w:shd w:fill="E8F6EE" w:val="clear"/>
           </w:tcPr>
           <w:p>
             <w:pPr>
@@ -1892,7 +1964,7 @@
         <w:tc>
           <w:tcPr>
             <w:tcW w:type="dxa" w:w="1700"/>
-            <w:shd w:fill="E8F5F4" w:val="clear"/>
+            <w:shd w:fill="E8F6EE" w:val="clear"/>
           </w:tcPr>
           <w:p>
             <w:pPr>
@@ -1912,7 +1984,7 @@
         <w:tc>
           <w:tcPr>
             <w:tcW w:type="dxa" w:w="1700"/>
-            <w:shd w:fill="E8F5F4" w:val="clear"/>
+            <w:shd w:fill="E8F6EE" w:val="clear"/>
           </w:tcPr>
           <w:p>
             <w:pPr>
@@ -1932,7 +2004,7 @@
         <w:tc>
           <w:tcPr>
             <w:tcW w:type="dxa" w:w="1700"/>
-            <w:shd w:fill="E8F5F4" w:val="clear"/>
+            <w:shd w:fill="E8F6EE" w:val="clear"/>
           </w:tcPr>
           <w:p>
             <w:pPr>
@@ -1960,7 +2032,7 @@
         <w:rPr>
           <w:rFonts w:ascii="Calibri" w:hAnsi="Calibri"/>
           <w:b/>
-          <w:color w:val="0B6E6B"/>
+          <w:color w:val="008C45"/>
           <w:sz w:val="23"/>
         </w:rPr>
         <w:t>SECTION C: What worked and what did not</w:t>
@@ -2274,7 +2346,7 @@
         <w:rPr>
           <w:rFonts w:ascii="Calibri" w:hAnsi="Calibri"/>
           <w:b/>
-          <w:color w:val="0B6E6B"/>
+          <w:color w:val="008C45"/>
           <w:sz w:val="23"/>
         </w:rPr>
         <w:t>SECTION D: Teamwork, welfare and safety</w:t>
@@ -2528,7 +2600,7 @@
         <w:rPr>
           <w:rFonts w:ascii="Calibri" w:hAnsi="Calibri"/>
           <w:b/>
-          <w:color w:val="0B6E6B"/>
+          <w:color w:val="008C45"/>
           <w:sz w:val="23"/>
         </w:rPr>
         <w:t>SECTION E: Community and continuity</w:t>
@@ -2759,7 +2831,7 @@
         <w:rPr>
           <w:rFonts w:ascii="Calibri" w:hAnsi="Calibri"/>
           <w:b/>
-          <w:color w:val="0B6E6B"/>
+          <w:color w:val="008C45"/>
           <w:sz w:val="23"/>
         </w:rPr>
         <w:t>SECTION F: Future camps</w:t>
@@ -2923,7 +2995,7 @@
         <w:rPr>
           <w:rFonts w:ascii="Calibri" w:hAnsi="Calibri"/>
           <w:b/>
-          <w:color w:val="0B6E6B"/>
+          <w:color w:val="008C45"/>
           <w:sz w:val="23"/>
         </w:rPr>
         <w:t>SECTION G: Closing remarks</w:t>
@@ -3012,7 +3084,7 @@
         <w:rPr>
           <w:rFonts w:ascii="Calibri" w:hAnsi="Calibri"/>
           <w:b/>
-          <w:color w:val="0B6E6B"/>
+          <w:color w:val="008C45"/>
           <w:sz w:val="23"/>
         </w:rPr>
         <w:t>SUBMISSION: How to return this form</w:t>
@@ -3030,19 +3102,79 @@
           <w:color w:val="1C2B2A"/>
           <w:sz w:val="20"/>
         </w:rPr>
-        <w:t>Please email your completed questionnaire to info@fairbanksmedicalcentre.org. You may type responses in this Word file, or print, fill by hand, and scan. Your feedback is confidential and used only for programme improvement, reporting, and partnership development.</w:t>
+        <w:t>Please email your completed questionnaire to info@fairbanksmedicalcentre.org. You may type responses in this Word file, or print, fill by hand, and scan. A fillable PDF is also available: type in the fields, save a filled copy, and email it back. Your feedback is confidential and used only for programme improvement, reporting, and partnership development.</w:t>
       </w:r>
     </w:p>
     <w:p>
       <w:pPr>
-        <w:spacing w:before="280"/>
+        <w:spacing w:after="40" w:before="0"/>
+        <w:jc w:val="left"/>
+      </w:pPr>
+      <w:r>
+        <w:rPr>
+          <w:rFonts w:ascii="Calibri" w:hAnsi="Calibri"/>
+          <w:b/>
+          <w:color w:val="1C2B2A"/>
+          <w:sz w:val="21"/>
+        </w:rPr>
+        <w:t>Contact FairBanks Medical Centre</w:t>
+      </w:r>
+    </w:p>
+    <w:p>
+      <w:pPr>
+        <w:spacing w:after="20" w:before="0"/>
+        <w:jc w:val="left"/>
+      </w:pPr>
+      <w:r>
+        <w:rPr>
+          <w:rFonts w:ascii="Calibri" w:hAnsi="Calibri"/>
+          <w:b w:val="0"/>
+          <w:color w:val="5A6A6A"/>
+          <w:sz w:val="19"/>
+        </w:rPr>
+        <w:t>Tirupati Road, Kyebando-Kisalosalo (Opp. Northern Bypass Roundabout), Kampala</w:t>
+      </w:r>
+    </w:p>
+    <w:p>
+      <w:pPr>
+        <w:spacing w:after="20" w:before="0"/>
+        <w:jc w:val="left"/>
+      </w:pPr>
+      <w:r>
+        <w:rPr>
+          <w:rFonts w:ascii="Calibri" w:hAnsi="Calibri"/>
+          <w:b w:val="0"/>
+          <w:color w:val="5A6A6A"/>
+          <w:sz w:val="19"/>
+        </w:rPr>
+        <w:t>Tel: 0701 849258  |  WhatsApp: 0777 462398</w:t>
+      </w:r>
+    </w:p>
+    <w:p>
+      <w:pPr>
+        <w:spacing w:after="120" w:before="0"/>
+        <w:jc w:val="left"/>
+      </w:pPr>
+      <w:r>
+        <w:rPr>
+          <w:rFonts w:ascii="Calibri" w:hAnsi="Calibri"/>
+          <w:b w:val="0"/>
+          <w:color w:val="5A6A6A"/>
+          <w:sz w:val="19"/>
+        </w:rPr>
+        <w:t>Email: info@fairbanksmedicalcentre.org  |  Web: www.fairbanksmedicalcentre.ug</w:t>
+      </w:r>
+    </w:p>
+    <w:p>
+      <w:pPr>
+        <w:spacing w:before="200"/>
         <w:jc w:val="center"/>
       </w:pPr>
       <w:r>
         <w:rPr>
           <w:rFonts w:ascii="Calibri" w:hAnsi="Calibri"/>
           <w:b/>
-          <w:color w:val="0B6E6B"/>
+          <w:color w:val="008C45"/>
           <w:sz w:val="20"/>
         </w:rPr>
         <w:t>Thank you for strengthening community cardiovascular care with FairBanks.</w:t>

--- a/questionnaires/internal_staff_evaluation.docx
+++ b/questionnaires/internal_staff_evaluation.docx
@@ -264,7 +264,7 @@
     </w:p>
     <w:p>
       <w:pPr>
-        <w:spacing w:after="80"/>
+        <w:spacing w:after="40"/>
       </w:pPr>
       <w:r>
         <w:rPr>
@@ -272,16 +272,140 @@
           <w:b/>
           <w:sz w:val="21"/>
         </w:rPr>
-        <w:t xml:space="preserve">Camp date(s): </w:t>
+        <w:t>Camp date:</w:t>
       </w:r>
+    </w:p>
+    <w:tbl>
+      <w:tblPr>
+        <w:tblW w:type="auto" w:w="0"/>
+        <w:tblLayout w:type="autofit"/>
+        <w:tblLook w:firstColumn="1" w:firstRow="1" w:lastColumn="0" w:lastRow="0" w:noHBand="0" w:noVBand="1" w:val="04A0"/>
+      </w:tblPr>
+      <w:tblGrid>
+        <w:gridCol w:w="2040"/>
+        <w:gridCol w:w="2040"/>
+        <w:gridCol w:w="2040"/>
+        <w:gridCol w:w="2040"/>
+        <w:gridCol w:w="2040"/>
+      </w:tblGrid>
+      <w:tr>
+        <w:tc>
+          <w:tcPr>
+            <w:tcW w:type="dxa" w:w="2040"/>
+            <w:shd w:fill="F7FBFF" w:val="clear"/>
+          </w:tcPr>
+          <w:p>
+            <w:pPr>
+              <w:jc w:val="center"/>
+            </w:pPr>
+            <w:r/>
+            <w:r>
+              <w:rPr>
+                <w:rFonts w:ascii="Calibri" w:hAnsi="Calibri"/>
+                <w:b w:val="0"/>
+                <w:color w:val="5A6A6A"/>
+                <w:sz w:val="22"/>
+              </w:rPr>
+              <w:t xml:space="preserve">  DD  </w:t>
+            </w:r>
+          </w:p>
+        </w:tc>
+        <w:tc>
+          <w:tcPr>
+            <w:tcW w:type="dxa" w:w="2040"/>
+          </w:tcPr>
+          <w:p>
+            <w:pPr>
+              <w:jc w:val="center"/>
+            </w:pPr>
+            <w:r/>
+            <w:r>
+              <w:rPr>
+                <w:rFonts w:ascii="Calibri" w:hAnsi="Calibri"/>
+                <w:b/>
+                <w:color w:val="008C45"/>
+                <w:sz w:val="28"/>
+              </w:rPr>
+              <w:t>/</w:t>
+            </w:r>
+          </w:p>
+        </w:tc>
+        <w:tc>
+          <w:tcPr>
+            <w:tcW w:type="dxa" w:w="2040"/>
+            <w:shd w:fill="F7FBFF" w:val="clear"/>
+          </w:tcPr>
+          <w:p>
+            <w:pPr>
+              <w:jc w:val="center"/>
+            </w:pPr>
+            <w:r/>
+            <w:r>
+              <w:rPr>
+                <w:rFonts w:ascii="Calibri" w:hAnsi="Calibri"/>
+                <w:b w:val="0"/>
+                <w:color w:val="5A6A6A"/>
+                <w:sz w:val="22"/>
+              </w:rPr>
+              <w:t xml:space="preserve">  MM  </w:t>
+            </w:r>
+          </w:p>
+        </w:tc>
+        <w:tc>
+          <w:tcPr>
+            <w:tcW w:type="dxa" w:w="2040"/>
+          </w:tcPr>
+          <w:p>
+            <w:pPr>
+              <w:jc w:val="center"/>
+            </w:pPr>
+            <w:r/>
+            <w:r>
+              <w:rPr>
+                <w:rFonts w:ascii="Calibri" w:hAnsi="Calibri"/>
+                <w:b/>
+                <w:color w:val="008C45"/>
+                <w:sz w:val="28"/>
+              </w:rPr>
+              <w:t>/</w:t>
+            </w:r>
+          </w:p>
+        </w:tc>
+        <w:tc>
+          <w:tcPr>
+            <w:tcW w:type="dxa" w:w="2040"/>
+            <w:shd w:fill="F7FBFF" w:val="clear"/>
+          </w:tcPr>
+          <w:p>
+            <w:pPr>
+              <w:jc w:val="center"/>
+            </w:pPr>
+            <w:r/>
+            <w:r>
+              <w:rPr>
+                <w:rFonts w:ascii="Calibri" w:hAnsi="Calibri"/>
+                <w:b w:val="0"/>
+                <w:color w:val="5A6A6A"/>
+                <w:sz w:val="22"/>
+              </w:rPr>
+              <w:t xml:space="preserve">  YYYY  </w:t>
+            </w:r>
+          </w:p>
+        </w:tc>
+      </w:tr>
+    </w:tbl>
+    <w:p>
+      <w:pPr>
+        <w:spacing w:after="160"/>
+      </w:pPr>
       <w:r>
         <w:rPr>
           <w:rFonts w:ascii="Calibri" w:hAnsi="Calibri"/>
           <w:b w:val="0"/>
           <w:color w:val="5A6A6A"/>
-          <w:sz w:val="21"/>
+          <w:sz w:val="17"/>
         </w:rPr>
-        <w:t>____________________________</w:t>
+        <w:t>Format: day / month / year  (example: 18 / 07 / 2026)</w:t>
       </w:r>
     </w:p>
     <w:p>
@@ -321,81 +445,381 @@
         <w:t>Main role during the camp (tick one):</w:t>
       </w:r>
     </w:p>
-    <w:p>
-      <w:pPr>
-        <w:spacing w:after="60" w:before="0"/>
-        <w:jc w:val="left"/>
-      </w:pPr>
-      <w:r>
-        <w:rPr>
-          <w:rFonts w:ascii="Calibri" w:hAnsi="Calibri"/>
-          <w:b w:val="0"/>
-          <w:color w:val="1C2B2A"/>
-          <w:sz w:val="20"/>
-        </w:rPr>
-        <w:t>☐  Nursing     ☐  Clinical / Medical Officer</w:t>
-      </w:r>
-    </w:p>
-    <w:p>
-      <w:pPr>
-        <w:spacing w:after="60" w:before="0"/>
-        <w:jc w:val="left"/>
-      </w:pPr>
-      <w:r>
-        <w:rPr>
-          <w:rFonts w:ascii="Calibri" w:hAnsi="Calibri"/>
-          <w:b w:val="0"/>
-          <w:color w:val="1C2B2A"/>
-          <w:sz w:val="20"/>
-        </w:rPr>
-        <w:t>☐  Pharmacy     ☐  Laboratory</w:t>
-      </w:r>
-    </w:p>
-    <w:p>
-      <w:pPr>
-        <w:spacing w:after="60" w:before="0"/>
-        <w:jc w:val="left"/>
-      </w:pPr>
-      <w:r>
-        <w:rPr>
-          <w:rFonts w:ascii="Calibri" w:hAnsi="Calibri"/>
-          <w:b w:val="0"/>
-          <w:color w:val="1C2B2A"/>
-          <w:sz w:val="20"/>
-        </w:rPr>
-        <w:t>☐  Registration / Records     ☐  CHW / VHT</w:t>
-      </w:r>
-    </w:p>
-    <w:p>
-      <w:pPr>
-        <w:spacing w:after="60" w:before="0"/>
-        <w:jc w:val="left"/>
-      </w:pPr>
-      <w:r>
-        <w:rPr>
-          <w:rFonts w:ascii="Calibri" w:hAnsi="Calibri"/>
-          <w:b w:val="0"/>
-          <w:color w:val="1C2B2A"/>
-          <w:sz w:val="20"/>
-        </w:rPr>
-        <w:t>☐  Admin / Logistics     ☐  Volunteer</w:t>
-      </w:r>
-    </w:p>
-    <w:p>
-      <w:pPr>
-        <w:spacing w:after="60" w:before="0"/>
-        <w:jc w:val="left"/>
-      </w:pPr>
-      <w:r>
-        <w:rPr>
-          <w:rFonts w:ascii="Calibri" w:hAnsi="Calibri"/>
-          <w:b w:val="0"/>
-          <w:color w:val="1C2B2A"/>
-          <w:sz w:val="20"/>
-        </w:rPr>
-        <w:t>☐  Other</w:t>
-      </w:r>
-    </w:p>
+    <w:tbl>
+      <w:tblPr>
+        <w:tblW w:type="auto" w:w="0"/>
+        <w:tblLayout w:type="autofit"/>
+        <w:tblLook w:firstColumn="1" w:firstRow="1" w:lastColumn="0" w:lastRow="0" w:noHBand="0" w:noVBand="1" w:val="04A0"/>
+      </w:tblPr>
+      <w:tblGrid>
+        <w:gridCol w:w="5100"/>
+        <w:gridCol w:w="5100"/>
+      </w:tblGrid>
+      <w:tr>
+        <w:tc>
+          <w:tcPr>
+            <w:tcW w:type="dxa" w:w="5100"/>
+            <w:shd w:fill="F3FBF6" w:val="clear"/>
+          </w:tcPr>
+          <w:p>
+            <w:pPr>
+              <w:spacing w:after="40" w:before="40"/>
+            </w:pPr>
+            <w:r/>
+            <w:r>
+              <w:rPr>
+                <w:rFonts w:ascii="Calibri" w:hAnsi="Calibri"/>
+                <w:b w:val="0"/>
+                <w:color w:val="008C45"/>
+                <w:sz w:val="28"/>
+              </w:rPr>
+              <w:t>☐</w:t>
+            </w:r>
+            <w:r>
+              <w:rPr>
+                <w:rFonts w:ascii="Calibri" w:hAnsi="Calibri"/>
+                <w:b w:val="0"/>
+                <w:sz w:val="22"/>
+              </w:rPr>
+              <w:t xml:space="preserve">  </w:t>
+            </w:r>
+            <w:r>
+              <w:rPr>
+                <w:rFonts w:ascii="Calibri" w:hAnsi="Calibri"/>
+                <w:b w:val="0"/>
+                <w:color w:val="1C2B2A"/>
+                <w:sz w:val="21"/>
+              </w:rPr>
+              <w:t>Nursing</w:t>
+            </w:r>
+          </w:p>
+        </w:tc>
+        <w:tc>
+          <w:tcPr>
+            <w:tcW w:type="dxa" w:w="5100"/>
+            <w:shd w:fill="F3FBF6" w:val="clear"/>
+          </w:tcPr>
+          <w:p>
+            <w:pPr>
+              <w:spacing w:after="40" w:before="40"/>
+            </w:pPr>
+            <w:r/>
+            <w:r>
+              <w:rPr>
+                <w:rFonts w:ascii="Calibri" w:hAnsi="Calibri"/>
+                <w:b w:val="0"/>
+                <w:color w:val="008C45"/>
+                <w:sz w:val="28"/>
+              </w:rPr>
+              <w:t>☐</w:t>
+            </w:r>
+            <w:r>
+              <w:rPr>
+                <w:rFonts w:ascii="Calibri" w:hAnsi="Calibri"/>
+                <w:b w:val="0"/>
+                <w:sz w:val="22"/>
+              </w:rPr>
+              <w:t xml:space="preserve">  </w:t>
+            </w:r>
+            <w:r>
+              <w:rPr>
+                <w:rFonts w:ascii="Calibri" w:hAnsi="Calibri"/>
+                <w:b w:val="0"/>
+                <w:color w:val="1C2B2A"/>
+                <w:sz w:val="21"/>
+              </w:rPr>
+              <w:t>Clinical / Medical Officer</w:t>
+            </w:r>
+          </w:p>
+        </w:tc>
+      </w:tr>
+      <w:tr>
+        <w:tc>
+          <w:tcPr>
+            <w:tcW w:type="dxa" w:w="5100"/>
+            <w:shd w:fill="F3FBF6" w:val="clear"/>
+          </w:tcPr>
+          <w:p>
+            <w:pPr>
+              <w:spacing w:after="40" w:before="40"/>
+            </w:pPr>
+            <w:r/>
+            <w:r>
+              <w:rPr>
+                <w:rFonts w:ascii="Calibri" w:hAnsi="Calibri"/>
+                <w:b w:val="0"/>
+                <w:color w:val="008C45"/>
+                <w:sz w:val="28"/>
+              </w:rPr>
+              <w:t>☐</w:t>
+            </w:r>
+            <w:r>
+              <w:rPr>
+                <w:rFonts w:ascii="Calibri" w:hAnsi="Calibri"/>
+                <w:b w:val="0"/>
+                <w:sz w:val="22"/>
+              </w:rPr>
+              <w:t xml:space="preserve">  </w:t>
+            </w:r>
+            <w:r>
+              <w:rPr>
+                <w:rFonts w:ascii="Calibri" w:hAnsi="Calibri"/>
+                <w:b w:val="0"/>
+                <w:color w:val="1C2B2A"/>
+                <w:sz w:val="21"/>
+              </w:rPr>
+              <w:t>Pharmacy</w:t>
+            </w:r>
+          </w:p>
+        </w:tc>
+        <w:tc>
+          <w:tcPr>
+            <w:tcW w:type="dxa" w:w="5100"/>
+            <w:shd w:fill="F3FBF6" w:val="clear"/>
+          </w:tcPr>
+          <w:p>
+            <w:pPr>
+              <w:spacing w:after="40" w:before="40"/>
+            </w:pPr>
+            <w:r/>
+            <w:r>
+              <w:rPr>
+                <w:rFonts w:ascii="Calibri" w:hAnsi="Calibri"/>
+                <w:b w:val="0"/>
+                <w:color w:val="008C45"/>
+                <w:sz w:val="28"/>
+              </w:rPr>
+              <w:t>☐</w:t>
+            </w:r>
+            <w:r>
+              <w:rPr>
+                <w:rFonts w:ascii="Calibri" w:hAnsi="Calibri"/>
+                <w:b w:val="0"/>
+                <w:sz w:val="22"/>
+              </w:rPr>
+              <w:t xml:space="preserve">  </w:t>
+            </w:r>
+            <w:r>
+              <w:rPr>
+                <w:rFonts w:ascii="Calibri" w:hAnsi="Calibri"/>
+                <w:b w:val="0"/>
+                <w:color w:val="1C2B2A"/>
+                <w:sz w:val="21"/>
+              </w:rPr>
+              <w:t>Laboratory</w:t>
+            </w:r>
+          </w:p>
+        </w:tc>
+      </w:tr>
+      <w:tr>
+        <w:tc>
+          <w:tcPr>
+            <w:tcW w:type="dxa" w:w="5100"/>
+            <w:shd w:fill="F3FBF6" w:val="clear"/>
+          </w:tcPr>
+          <w:p>
+            <w:pPr>
+              <w:spacing w:after="40" w:before="40"/>
+            </w:pPr>
+            <w:r/>
+            <w:r>
+              <w:rPr>
+                <w:rFonts w:ascii="Calibri" w:hAnsi="Calibri"/>
+                <w:b w:val="0"/>
+                <w:color w:val="008C45"/>
+                <w:sz w:val="28"/>
+              </w:rPr>
+              <w:t>☐</w:t>
+            </w:r>
+            <w:r>
+              <w:rPr>
+                <w:rFonts w:ascii="Calibri" w:hAnsi="Calibri"/>
+                <w:b w:val="0"/>
+                <w:sz w:val="22"/>
+              </w:rPr>
+              <w:t xml:space="preserve">  </w:t>
+            </w:r>
+            <w:r>
+              <w:rPr>
+                <w:rFonts w:ascii="Calibri" w:hAnsi="Calibri"/>
+                <w:b w:val="0"/>
+                <w:color w:val="1C2B2A"/>
+                <w:sz w:val="21"/>
+              </w:rPr>
+              <w:t>Registration / Records</w:t>
+            </w:r>
+          </w:p>
+        </w:tc>
+        <w:tc>
+          <w:tcPr>
+            <w:tcW w:type="dxa" w:w="5100"/>
+            <w:shd w:fill="F3FBF6" w:val="clear"/>
+          </w:tcPr>
+          <w:p>
+            <w:pPr>
+              <w:spacing w:after="40" w:before="40"/>
+            </w:pPr>
+            <w:r/>
+            <w:r>
+              <w:rPr>
+                <w:rFonts w:ascii="Calibri" w:hAnsi="Calibri"/>
+                <w:b w:val="0"/>
+                <w:color w:val="008C45"/>
+                <w:sz w:val="28"/>
+              </w:rPr>
+              <w:t>☐</w:t>
+            </w:r>
+            <w:r>
+              <w:rPr>
+                <w:rFonts w:ascii="Calibri" w:hAnsi="Calibri"/>
+                <w:b w:val="0"/>
+                <w:sz w:val="22"/>
+              </w:rPr>
+              <w:t xml:space="preserve">  </w:t>
+            </w:r>
+            <w:r>
+              <w:rPr>
+                <w:rFonts w:ascii="Calibri" w:hAnsi="Calibri"/>
+                <w:b w:val="0"/>
+                <w:color w:val="1C2B2A"/>
+                <w:sz w:val="21"/>
+              </w:rPr>
+              <w:t>CHW / VHT</w:t>
+            </w:r>
+          </w:p>
+        </w:tc>
+      </w:tr>
+      <w:tr>
+        <w:tc>
+          <w:tcPr>
+            <w:tcW w:type="dxa" w:w="5100"/>
+            <w:shd w:fill="F3FBF6" w:val="clear"/>
+          </w:tcPr>
+          <w:p>
+            <w:pPr>
+              <w:spacing w:after="40" w:before="40"/>
+            </w:pPr>
+            <w:r/>
+            <w:r>
+              <w:rPr>
+                <w:rFonts w:ascii="Calibri" w:hAnsi="Calibri"/>
+                <w:b w:val="0"/>
+                <w:color w:val="008C45"/>
+                <w:sz w:val="28"/>
+              </w:rPr>
+              <w:t>☐</w:t>
+            </w:r>
+            <w:r>
+              <w:rPr>
+                <w:rFonts w:ascii="Calibri" w:hAnsi="Calibri"/>
+                <w:b w:val="0"/>
+                <w:sz w:val="22"/>
+              </w:rPr>
+              <w:t xml:space="preserve">  </w:t>
+            </w:r>
+            <w:r>
+              <w:rPr>
+                <w:rFonts w:ascii="Calibri" w:hAnsi="Calibri"/>
+                <w:b w:val="0"/>
+                <w:color w:val="1C2B2A"/>
+                <w:sz w:val="21"/>
+              </w:rPr>
+              <w:t>Admin / Logistics</w:t>
+            </w:r>
+          </w:p>
+        </w:tc>
+        <w:tc>
+          <w:tcPr>
+            <w:tcW w:type="dxa" w:w="5100"/>
+            <w:shd w:fill="F3FBF6" w:val="clear"/>
+          </w:tcPr>
+          <w:p>
+            <w:pPr>
+              <w:spacing w:after="40" w:before="40"/>
+            </w:pPr>
+            <w:r/>
+            <w:r>
+              <w:rPr>
+                <w:rFonts w:ascii="Calibri" w:hAnsi="Calibri"/>
+                <w:b w:val="0"/>
+                <w:color w:val="008C45"/>
+                <w:sz w:val="28"/>
+              </w:rPr>
+              <w:t>☐</w:t>
+            </w:r>
+            <w:r>
+              <w:rPr>
+                <w:rFonts w:ascii="Calibri" w:hAnsi="Calibri"/>
+                <w:b w:val="0"/>
+                <w:sz w:val="22"/>
+              </w:rPr>
+              <w:t xml:space="preserve">  </w:t>
+            </w:r>
+            <w:r>
+              <w:rPr>
+                <w:rFonts w:ascii="Calibri" w:hAnsi="Calibri"/>
+                <w:b w:val="0"/>
+                <w:color w:val="1C2B2A"/>
+                <w:sz w:val="21"/>
+              </w:rPr>
+              <w:t>Volunteer</w:t>
+            </w:r>
+          </w:p>
+        </w:tc>
+      </w:tr>
+      <w:tr>
+        <w:tc>
+          <w:tcPr>
+            <w:tcW w:type="dxa" w:w="5100"/>
+            <w:shd w:fill="F3FBF6" w:val="clear"/>
+          </w:tcPr>
+          <w:p>
+            <w:pPr>
+              <w:spacing w:after="40" w:before="40"/>
+            </w:pPr>
+            <w:r/>
+            <w:r>
+              <w:rPr>
+                <w:rFonts w:ascii="Calibri" w:hAnsi="Calibri"/>
+                <w:b w:val="0"/>
+                <w:color w:val="008C45"/>
+                <w:sz w:val="28"/>
+              </w:rPr>
+              <w:t>☐</w:t>
+            </w:r>
+            <w:r>
+              <w:rPr>
+                <w:rFonts w:ascii="Calibri" w:hAnsi="Calibri"/>
+                <w:b w:val="0"/>
+                <w:sz w:val="22"/>
+              </w:rPr>
+              <w:t xml:space="preserve">  </w:t>
+            </w:r>
+            <w:r>
+              <w:rPr>
+                <w:rFonts w:ascii="Calibri" w:hAnsi="Calibri"/>
+                <w:b w:val="0"/>
+                <w:color w:val="1C2B2A"/>
+                <w:sz w:val="21"/>
+              </w:rPr>
+              <w:t>Other</w:t>
+            </w:r>
+          </w:p>
+        </w:tc>
+        <w:tc>
+          <w:tcPr>
+            <w:tcW w:type="dxa" w:w="5100"/>
+          </w:tcPr>
+          <w:p>
+            <w:pPr>
+              <w:spacing w:after="40" w:before="40"/>
+            </w:pPr>
+            <w:r/>
+          </w:p>
+        </w:tc>
+      </w:tr>
+    </w:tbl>
+    <w:p/>
     <w:p>
       <w:pPr>
         <w:spacing w:after="80"/>
@@ -433,19 +857,240 @@
         <w:t>Was this your first FairBanks community camp?</w:t>
       </w:r>
     </w:p>
+    <w:tbl>
+      <w:tblPr>
+        <w:tblW w:type="auto" w:w="0"/>
+        <w:tblLayout w:type="autofit"/>
+        <w:tblLook w:firstColumn="1" w:firstRow="1" w:lastColumn="0" w:lastRow="0" w:noHBand="0" w:noVBand="1" w:val="04A0"/>
+      </w:tblPr>
+      <w:tblGrid>
+        <w:gridCol w:w="5100"/>
+        <w:gridCol w:w="5100"/>
+      </w:tblGrid>
+      <w:tr>
+        <w:tc>
+          <w:tcPr>
+            <w:tcW w:type="dxa" w:w="5100"/>
+            <w:shd w:fill="F3FBF6" w:val="clear"/>
+          </w:tcPr>
+          <w:p>
+            <w:pPr>
+              <w:spacing w:after="40" w:before="40"/>
+            </w:pPr>
+            <w:r/>
+            <w:r>
+              <w:rPr>
+                <w:rFonts w:ascii="Calibri" w:hAnsi="Calibri"/>
+                <w:b w:val="0"/>
+                <w:color w:val="008C45"/>
+                <w:sz w:val="28"/>
+              </w:rPr>
+              <w:t>☐</w:t>
+            </w:r>
+            <w:r>
+              <w:rPr>
+                <w:rFonts w:ascii="Calibri" w:hAnsi="Calibri"/>
+                <w:b w:val="0"/>
+                <w:sz w:val="22"/>
+              </w:rPr>
+              <w:t xml:space="preserve">  </w:t>
+            </w:r>
+            <w:r>
+              <w:rPr>
+                <w:rFonts w:ascii="Calibri" w:hAnsi="Calibri"/>
+                <w:b/>
+                <w:color w:val="1C2B2A"/>
+                <w:sz w:val="21"/>
+              </w:rPr>
+              <w:t>Yes</w:t>
+            </w:r>
+          </w:p>
+        </w:tc>
+        <w:tc>
+          <w:tcPr>
+            <w:tcW w:type="dxa" w:w="5100"/>
+            <w:shd w:fill="F3FBF6" w:val="clear"/>
+          </w:tcPr>
+          <w:p>
+            <w:pPr>
+              <w:spacing w:after="40" w:before="40"/>
+            </w:pPr>
+            <w:r/>
+            <w:r>
+              <w:rPr>
+                <w:rFonts w:ascii="Calibri" w:hAnsi="Calibri"/>
+                <w:b w:val="0"/>
+                <w:color w:val="008C45"/>
+                <w:sz w:val="28"/>
+              </w:rPr>
+              <w:t>☐</w:t>
+            </w:r>
+            <w:r>
+              <w:rPr>
+                <w:rFonts w:ascii="Calibri" w:hAnsi="Calibri"/>
+                <w:b w:val="0"/>
+                <w:sz w:val="22"/>
+              </w:rPr>
+              <w:t xml:space="preserve">  </w:t>
+            </w:r>
+            <w:r>
+              <w:rPr>
+                <w:rFonts w:ascii="Calibri" w:hAnsi="Calibri"/>
+                <w:b/>
+                <w:color w:val="1C2B2A"/>
+                <w:sz w:val="21"/>
+              </w:rPr>
+              <w:t>No</w:t>
+            </w:r>
+          </w:p>
+        </w:tc>
+      </w:tr>
+    </w:tbl>
+    <w:p/>
     <w:p>
       <w:pPr>
-        <w:spacing w:after="60" w:before="0"/>
-        <w:jc w:val="left"/>
+        <w:spacing w:after="40"/>
+      </w:pPr>
+      <w:r>
+        <w:rPr>
+          <w:rFonts w:ascii="Calibri" w:hAnsi="Calibri"/>
+          <w:b/>
+          <w:sz w:val="21"/>
+        </w:rPr>
+        <w:t>Date you completed this form:</w:t>
+      </w:r>
+    </w:p>
+    <w:tbl>
+      <w:tblPr>
+        <w:tblW w:type="auto" w:w="0"/>
+        <w:tblLayout w:type="autofit"/>
+        <w:tblLook w:firstColumn="1" w:firstRow="1" w:lastColumn="0" w:lastRow="0" w:noHBand="0" w:noVBand="1" w:val="04A0"/>
+      </w:tblPr>
+      <w:tblGrid>
+        <w:gridCol w:w="2040"/>
+        <w:gridCol w:w="2040"/>
+        <w:gridCol w:w="2040"/>
+        <w:gridCol w:w="2040"/>
+        <w:gridCol w:w="2040"/>
+      </w:tblGrid>
+      <w:tr>
+        <w:tc>
+          <w:tcPr>
+            <w:tcW w:type="dxa" w:w="2040"/>
+            <w:shd w:fill="F7FBFF" w:val="clear"/>
+          </w:tcPr>
+          <w:p>
+            <w:pPr>
+              <w:jc w:val="center"/>
+            </w:pPr>
+            <w:r/>
+            <w:r>
+              <w:rPr>
+                <w:rFonts w:ascii="Calibri" w:hAnsi="Calibri"/>
+                <w:b w:val="0"/>
+                <w:color w:val="5A6A6A"/>
+                <w:sz w:val="22"/>
+              </w:rPr>
+              <w:t xml:space="preserve">  DD  </w:t>
+            </w:r>
+          </w:p>
+        </w:tc>
+        <w:tc>
+          <w:tcPr>
+            <w:tcW w:type="dxa" w:w="2040"/>
+          </w:tcPr>
+          <w:p>
+            <w:pPr>
+              <w:jc w:val="center"/>
+            </w:pPr>
+            <w:r/>
+            <w:r>
+              <w:rPr>
+                <w:rFonts w:ascii="Calibri" w:hAnsi="Calibri"/>
+                <w:b/>
+                <w:color w:val="008C45"/>
+                <w:sz w:val="28"/>
+              </w:rPr>
+              <w:t>/</w:t>
+            </w:r>
+          </w:p>
+        </w:tc>
+        <w:tc>
+          <w:tcPr>
+            <w:tcW w:type="dxa" w:w="2040"/>
+            <w:shd w:fill="F7FBFF" w:val="clear"/>
+          </w:tcPr>
+          <w:p>
+            <w:pPr>
+              <w:jc w:val="center"/>
+            </w:pPr>
+            <w:r/>
+            <w:r>
+              <w:rPr>
+                <w:rFonts w:ascii="Calibri" w:hAnsi="Calibri"/>
+                <w:b w:val="0"/>
+                <w:color w:val="5A6A6A"/>
+                <w:sz w:val="22"/>
+              </w:rPr>
+              <w:t xml:space="preserve">  MM  </w:t>
+            </w:r>
+          </w:p>
+        </w:tc>
+        <w:tc>
+          <w:tcPr>
+            <w:tcW w:type="dxa" w:w="2040"/>
+          </w:tcPr>
+          <w:p>
+            <w:pPr>
+              <w:jc w:val="center"/>
+            </w:pPr>
+            <w:r/>
+            <w:r>
+              <w:rPr>
+                <w:rFonts w:ascii="Calibri" w:hAnsi="Calibri"/>
+                <w:b/>
+                <w:color w:val="008C45"/>
+                <w:sz w:val="28"/>
+              </w:rPr>
+              <w:t>/</w:t>
+            </w:r>
+          </w:p>
+        </w:tc>
+        <w:tc>
+          <w:tcPr>
+            <w:tcW w:type="dxa" w:w="2040"/>
+            <w:shd w:fill="F7FBFF" w:val="clear"/>
+          </w:tcPr>
+          <w:p>
+            <w:pPr>
+              <w:jc w:val="center"/>
+            </w:pPr>
+            <w:r/>
+            <w:r>
+              <w:rPr>
+                <w:rFonts w:ascii="Calibri" w:hAnsi="Calibri"/>
+                <w:b w:val="0"/>
+                <w:color w:val="5A6A6A"/>
+                <w:sz w:val="22"/>
+              </w:rPr>
+              <w:t xml:space="preserve">  YYYY  </w:t>
+            </w:r>
+          </w:p>
+        </w:tc>
+      </w:tr>
+    </w:tbl>
+    <w:p>
+      <w:pPr>
+        <w:spacing w:after="160"/>
       </w:pPr>
       <w:r>
         <w:rPr>
           <w:rFonts w:ascii="Calibri" w:hAnsi="Calibri"/>
           <w:b w:val="0"/>
-          <w:color w:val="1C2B2A"/>
-          <w:sz w:val="20"/>
+          <w:color w:val="5A6A6A"/>
+          <w:sz w:val="17"/>
         </w:rPr>
-        <w:t>☐  Yes     ☐  No</w:t>
+        <w:t>Format: day / month / year  (example: 18 / 07 / 2026)</w:t>
       </w:r>
     </w:p>
     <w:p>
@@ -660,7 +1305,8 @@
               <w:rPr>
                 <w:rFonts w:ascii="Calibri" w:hAnsi="Calibri"/>
                 <w:b w:val="0"/>
-                <w:sz w:val="22"/>
+                <w:color w:val="008C45"/>
+                <w:sz w:val="28"/>
               </w:rPr>
               <w:t>☐</w:t>
             </w:r>
@@ -679,7 +1325,8 @@
               <w:rPr>
                 <w:rFonts w:ascii="Calibri" w:hAnsi="Calibri"/>
                 <w:b w:val="0"/>
-                <w:sz w:val="22"/>
+                <w:color w:val="008C45"/>
+                <w:sz w:val="28"/>
               </w:rPr>
               <w:t>☐</w:t>
             </w:r>
@@ -698,7 +1345,8 @@
               <w:rPr>
                 <w:rFonts w:ascii="Calibri" w:hAnsi="Calibri"/>
                 <w:b w:val="0"/>
-                <w:sz w:val="22"/>
+                <w:color w:val="008C45"/>
+                <w:sz w:val="28"/>
               </w:rPr>
               <w:t>☐</w:t>
             </w:r>
@@ -717,7 +1365,8 @@
               <w:rPr>
                 <w:rFonts w:ascii="Calibri" w:hAnsi="Calibri"/>
                 <w:b w:val="0"/>
-                <w:sz w:val="22"/>
+                <w:color w:val="008C45"/>
+                <w:sz w:val="28"/>
               </w:rPr>
               <w:t>☐</w:t>
             </w:r>
@@ -736,7 +1385,8 @@
               <w:rPr>
                 <w:rFonts w:ascii="Calibri" w:hAnsi="Calibri"/>
                 <w:b w:val="0"/>
-                <w:sz w:val="22"/>
+                <w:color w:val="008C45"/>
+                <w:sz w:val="28"/>
               </w:rPr>
               <w:t>☐</w:t>
             </w:r>
@@ -775,7 +1425,8 @@
               <w:rPr>
                 <w:rFonts w:ascii="Calibri" w:hAnsi="Calibri"/>
                 <w:b w:val="0"/>
-                <w:sz w:val="22"/>
+                <w:color w:val="008C45"/>
+                <w:sz w:val="28"/>
               </w:rPr>
               <w:t>☐</w:t>
             </w:r>
@@ -795,7 +1446,8 @@
               <w:rPr>
                 <w:rFonts w:ascii="Calibri" w:hAnsi="Calibri"/>
                 <w:b w:val="0"/>
-                <w:sz w:val="22"/>
+                <w:color w:val="008C45"/>
+                <w:sz w:val="28"/>
               </w:rPr>
               <w:t>☐</w:t>
             </w:r>
@@ -815,7 +1467,8 @@
               <w:rPr>
                 <w:rFonts w:ascii="Calibri" w:hAnsi="Calibri"/>
                 <w:b w:val="0"/>
-                <w:sz w:val="22"/>
+                <w:color w:val="008C45"/>
+                <w:sz w:val="28"/>
               </w:rPr>
               <w:t>☐</w:t>
             </w:r>
@@ -835,7 +1488,8 @@
               <w:rPr>
                 <w:rFonts w:ascii="Calibri" w:hAnsi="Calibri"/>
                 <w:b w:val="0"/>
-                <w:sz w:val="22"/>
+                <w:color w:val="008C45"/>
+                <w:sz w:val="28"/>
               </w:rPr>
               <w:t>☐</w:t>
             </w:r>
@@ -855,7 +1509,8 @@
               <w:rPr>
                 <w:rFonts w:ascii="Calibri" w:hAnsi="Calibri"/>
                 <w:b w:val="0"/>
-                <w:sz w:val="22"/>
+                <w:color w:val="008C45"/>
+                <w:sz w:val="28"/>
               </w:rPr>
               <w:t>☐</w:t>
             </w:r>
@@ -892,7 +1547,8 @@
               <w:rPr>
                 <w:rFonts w:ascii="Calibri" w:hAnsi="Calibri"/>
                 <w:b w:val="0"/>
-                <w:sz w:val="22"/>
+                <w:color w:val="008C45"/>
+                <w:sz w:val="28"/>
               </w:rPr>
               <w:t>☐</w:t>
             </w:r>
@@ -911,7 +1567,8 @@
               <w:rPr>
                 <w:rFonts w:ascii="Calibri" w:hAnsi="Calibri"/>
                 <w:b w:val="0"/>
-                <w:sz w:val="22"/>
+                <w:color w:val="008C45"/>
+                <w:sz w:val="28"/>
               </w:rPr>
               <w:t>☐</w:t>
             </w:r>
@@ -930,7 +1587,8 @@
               <w:rPr>
                 <w:rFonts w:ascii="Calibri" w:hAnsi="Calibri"/>
                 <w:b w:val="0"/>
-                <w:sz w:val="22"/>
+                <w:color w:val="008C45"/>
+                <w:sz w:val="28"/>
               </w:rPr>
               <w:t>☐</w:t>
             </w:r>
@@ -949,7 +1607,8 @@
               <w:rPr>
                 <w:rFonts w:ascii="Calibri" w:hAnsi="Calibri"/>
                 <w:b w:val="0"/>
-                <w:sz w:val="22"/>
+                <w:color w:val="008C45"/>
+                <w:sz w:val="28"/>
               </w:rPr>
               <w:t>☐</w:t>
             </w:r>
@@ -968,7 +1627,8 @@
               <w:rPr>
                 <w:rFonts w:ascii="Calibri" w:hAnsi="Calibri"/>
                 <w:b w:val="0"/>
-                <w:sz w:val="22"/>
+                <w:color w:val="008C45"/>
+                <w:sz w:val="28"/>
               </w:rPr>
               <w:t>☐</w:t>
             </w:r>
@@ -1007,7 +1667,8 @@
               <w:rPr>
                 <w:rFonts w:ascii="Calibri" w:hAnsi="Calibri"/>
                 <w:b w:val="0"/>
-                <w:sz w:val="22"/>
+                <w:color w:val="008C45"/>
+                <w:sz w:val="28"/>
               </w:rPr>
               <w:t>☐</w:t>
             </w:r>
@@ -1027,7 +1688,8 @@
               <w:rPr>
                 <w:rFonts w:ascii="Calibri" w:hAnsi="Calibri"/>
                 <w:b w:val="0"/>
-                <w:sz w:val="22"/>
+                <w:color w:val="008C45"/>
+                <w:sz w:val="28"/>
               </w:rPr>
               <w:t>☐</w:t>
             </w:r>
@@ -1047,7 +1709,8 @@
               <w:rPr>
                 <w:rFonts w:ascii="Calibri" w:hAnsi="Calibri"/>
                 <w:b w:val="0"/>
-                <w:sz w:val="22"/>
+                <w:color w:val="008C45"/>
+                <w:sz w:val="28"/>
               </w:rPr>
               <w:t>☐</w:t>
             </w:r>
@@ -1067,7 +1730,8 @@
               <w:rPr>
                 <w:rFonts w:ascii="Calibri" w:hAnsi="Calibri"/>
                 <w:b w:val="0"/>
-                <w:sz w:val="22"/>
+                <w:color w:val="008C45"/>
+                <w:sz w:val="28"/>
               </w:rPr>
               <w:t>☐</w:t>
             </w:r>
@@ -1087,7 +1751,8 @@
               <w:rPr>
                 <w:rFonts w:ascii="Calibri" w:hAnsi="Calibri"/>
                 <w:b w:val="0"/>
-                <w:sz w:val="22"/>
+                <w:color w:val="008C45"/>
+                <w:sz w:val="28"/>
               </w:rPr>
               <w:t>☐</w:t>
             </w:r>
@@ -1124,7 +1789,8 @@
               <w:rPr>
                 <w:rFonts w:ascii="Calibri" w:hAnsi="Calibri"/>
                 <w:b w:val="0"/>
-                <w:sz w:val="22"/>
+                <w:color w:val="008C45"/>
+                <w:sz w:val="28"/>
               </w:rPr>
               <w:t>☐</w:t>
             </w:r>
@@ -1143,7 +1809,8 @@
               <w:rPr>
                 <w:rFonts w:ascii="Calibri" w:hAnsi="Calibri"/>
                 <w:b w:val="0"/>
-                <w:sz w:val="22"/>
+                <w:color w:val="008C45"/>
+                <w:sz w:val="28"/>
               </w:rPr>
               <w:t>☐</w:t>
             </w:r>
@@ -1162,7 +1829,8 @@
               <w:rPr>
                 <w:rFonts w:ascii="Calibri" w:hAnsi="Calibri"/>
                 <w:b w:val="0"/>
-                <w:sz w:val="22"/>
+                <w:color w:val="008C45"/>
+                <w:sz w:val="28"/>
               </w:rPr>
               <w:t>☐</w:t>
             </w:r>
@@ -1181,7 +1849,8 @@
               <w:rPr>
                 <w:rFonts w:ascii="Calibri" w:hAnsi="Calibri"/>
                 <w:b w:val="0"/>
-                <w:sz w:val="22"/>
+                <w:color w:val="008C45"/>
+                <w:sz w:val="28"/>
               </w:rPr>
               <w:t>☐</w:t>
             </w:r>
@@ -1200,7 +1869,8 @@
               <w:rPr>
                 <w:rFonts w:ascii="Calibri" w:hAnsi="Calibri"/>
                 <w:b w:val="0"/>
-                <w:sz w:val="22"/>
+                <w:color w:val="008C45"/>
+                <w:sz w:val="28"/>
               </w:rPr>
               <w:t>☐</w:t>
             </w:r>
@@ -1239,7 +1909,8 @@
               <w:rPr>
                 <w:rFonts w:ascii="Calibri" w:hAnsi="Calibri"/>
                 <w:b w:val="0"/>
-                <w:sz w:val="22"/>
+                <w:color w:val="008C45"/>
+                <w:sz w:val="28"/>
               </w:rPr>
               <w:t>☐</w:t>
             </w:r>
@@ -1259,7 +1930,8 @@
               <w:rPr>
                 <w:rFonts w:ascii="Calibri" w:hAnsi="Calibri"/>
                 <w:b w:val="0"/>
-                <w:sz w:val="22"/>
+                <w:color w:val="008C45"/>
+                <w:sz w:val="28"/>
               </w:rPr>
               <w:t>☐</w:t>
             </w:r>
@@ -1279,7 +1951,8 @@
               <w:rPr>
                 <w:rFonts w:ascii="Calibri" w:hAnsi="Calibri"/>
                 <w:b w:val="0"/>
-                <w:sz w:val="22"/>
+                <w:color w:val="008C45"/>
+                <w:sz w:val="28"/>
               </w:rPr>
               <w:t>☐</w:t>
             </w:r>
@@ -1299,7 +1972,8 @@
               <w:rPr>
                 <w:rFonts w:ascii="Calibri" w:hAnsi="Calibri"/>
                 <w:b w:val="0"/>
-                <w:sz w:val="22"/>
+                <w:color w:val="008C45"/>
+                <w:sz w:val="28"/>
               </w:rPr>
               <w:t>☐</w:t>
             </w:r>
@@ -1319,7 +1993,8 @@
               <w:rPr>
                 <w:rFonts w:ascii="Calibri" w:hAnsi="Calibri"/>
                 <w:b w:val="0"/>
-                <w:sz w:val="22"/>
+                <w:color w:val="008C45"/>
+                <w:sz w:val="28"/>
               </w:rPr>
               <w:t>☐</w:t>
             </w:r>
@@ -1356,7 +2031,8 @@
               <w:rPr>
                 <w:rFonts w:ascii="Calibri" w:hAnsi="Calibri"/>
                 <w:b w:val="0"/>
-                <w:sz w:val="22"/>
+                <w:color w:val="008C45"/>
+                <w:sz w:val="28"/>
               </w:rPr>
               <w:t>☐</w:t>
             </w:r>
@@ -1375,7 +2051,8 @@
               <w:rPr>
                 <w:rFonts w:ascii="Calibri" w:hAnsi="Calibri"/>
                 <w:b w:val="0"/>
-                <w:sz w:val="22"/>
+                <w:color w:val="008C45"/>
+                <w:sz w:val="28"/>
               </w:rPr>
               <w:t>☐</w:t>
             </w:r>
@@ -1394,7 +2071,8 @@
               <w:rPr>
                 <w:rFonts w:ascii="Calibri" w:hAnsi="Calibri"/>
                 <w:b w:val="0"/>
-                <w:sz w:val="22"/>
+                <w:color w:val="008C45"/>
+                <w:sz w:val="28"/>
               </w:rPr>
               <w:t>☐</w:t>
             </w:r>
@@ -1413,7 +2091,8 @@
               <w:rPr>
                 <w:rFonts w:ascii="Calibri" w:hAnsi="Calibri"/>
                 <w:b w:val="0"/>
-                <w:sz w:val="22"/>
+                <w:color w:val="008C45"/>
+                <w:sz w:val="28"/>
               </w:rPr>
               <w:t>☐</w:t>
             </w:r>
@@ -1432,7 +2111,8 @@
               <w:rPr>
                 <w:rFonts w:ascii="Calibri" w:hAnsi="Calibri"/>
                 <w:b w:val="0"/>
-                <w:sz w:val="22"/>
+                <w:color w:val="008C45"/>
+                <w:sz w:val="28"/>
               </w:rPr>
               <w:t>☐</w:t>
             </w:r>
@@ -1471,7 +2151,8 @@
               <w:rPr>
                 <w:rFonts w:ascii="Calibri" w:hAnsi="Calibri"/>
                 <w:b w:val="0"/>
-                <w:sz w:val="22"/>
+                <w:color w:val="008C45"/>
+                <w:sz w:val="28"/>
               </w:rPr>
               <w:t>☐</w:t>
             </w:r>
@@ -1491,7 +2172,8 @@
               <w:rPr>
                 <w:rFonts w:ascii="Calibri" w:hAnsi="Calibri"/>
                 <w:b w:val="0"/>
-                <w:sz w:val="22"/>
+                <w:color w:val="008C45"/>
+                <w:sz w:val="28"/>
               </w:rPr>
               <w:t>☐</w:t>
             </w:r>
@@ -1511,7 +2193,8 @@
               <w:rPr>
                 <w:rFonts w:ascii="Calibri" w:hAnsi="Calibri"/>
                 <w:b w:val="0"/>
-                <w:sz w:val="22"/>
+                <w:color w:val="008C45"/>
+                <w:sz w:val="28"/>
               </w:rPr>
               <w:t>☐</w:t>
             </w:r>
@@ -1531,7 +2214,8 @@
               <w:rPr>
                 <w:rFonts w:ascii="Calibri" w:hAnsi="Calibri"/>
                 <w:b w:val="0"/>
-                <w:sz w:val="22"/>
+                <w:color w:val="008C45"/>
+                <w:sz w:val="28"/>
               </w:rPr>
               <w:t>☐</w:t>
             </w:r>
@@ -1551,7 +2235,8 @@
               <w:rPr>
                 <w:rFonts w:ascii="Calibri" w:hAnsi="Calibri"/>
                 <w:b w:val="0"/>
-                <w:sz w:val="22"/>
+                <w:color w:val="008C45"/>
+                <w:sz w:val="28"/>
               </w:rPr>
               <w:t>☐</w:t>
             </w:r>
@@ -1588,7 +2273,8 @@
               <w:rPr>
                 <w:rFonts w:ascii="Calibri" w:hAnsi="Calibri"/>
                 <w:b w:val="0"/>
-                <w:sz w:val="22"/>
+                <w:color w:val="008C45"/>
+                <w:sz w:val="28"/>
               </w:rPr>
               <w:t>☐</w:t>
             </w:r>
@@ -1607,7 +2293,8 @@
               <w:rPr>
                 <w:rFonts w:ascii="Calibri" w:hAnsi="Calibri"/>
                 <w:b w:val="0"/>
-                <w:sz w:val="22"/>
+                <w:color w:val="008C45"/>
+                <w:sz w:val="28"/>
               </w:rPr>
               <w:t>☐</w:t>
             </w:r>
@@ -1626,7 +2313,8 @@
               <w:rPr>
                 <w:rFonts w:ascii="Calibri" w:hAnsi="Calibri"/>
                 <w:b w:val="0"/>
-                <w:sz w:val="22"/>
+                <w:color w:val="008C45"/>
+                <w:sz w:val="28"/>
               </w:rPr>
               <w:t>☐</w:t>
             </w:r>
@@ -1645,7 +2333,8 @@
               <w:rPr>
                 <w:rFonts w:ascii="Calibri" w:hAnsi="Calibri"/>
                 <w:b w:val="0"/>
-                <w:sz w:val="22"/>
+                <w:color w:val="008C45"/>
+                <w:sz w:val="28"/>
               </w:rPr>
               <w:t>☐</w:t>
             </w:r>
@@ -1664,7 +2353,8 @@
               <w:rPr>
                 <w:rFonts w:ascii="Calibri" w:hAnsi="Calibri"/>
                 <w:b w:val="0"/>
-                <w:sz w:val="22"/>
+                <w:color w:val="008C45"/>
+                <w:sz w:val="28"/>
               </w:rPr>
               <w:t>☐</w:t>
             </w:r>
@@ -1703,7 +2393,8 @@
               <w:rPr>
                 <w:rFonts w:ascii="Calibri" w:hAnsi="Calibri"/>
                 <w:b w:val="0"/>
-                <w:sz w:val="22"/>
+                <w:color w:val="008C45"/>
+                <w:sz w:val="28"/>
               </w:rPr>
               <w:t>☐</w:t>
             </w:r>
@@ -1723,7 +2414,8 @@
               <w:rPr>
                 <w:rFonts w:ascii="Calibri" w:hAnsi="Calibri"/>
                 <w:b w:val="0"/>
-                <w:sz w:val="22"/>
+                <w:color w:val="008C45"/>
+                <w:sz w:val="28"/>
               </w:rPr>
               <w:t>☐</w:t>
             </w:r>
@@ -1743,7 +2435,8 @@
               <w:rPr>
                 <w:rFonts w:ascii="Calibri" w:hAnsi="Calibri"/>
                 <w:b w:val="0"/>
-                <w:sz w:val="22"/>
+                <w:color w:val="008C45"/>
+                <w:sz w:val="28"/>
               </w:rPr>
               <w:t>☐</w:t>
             </w:r>
@@ -1763,7 +2456,8 @@
               <w:rPr>
                 <w:rFonts w:ascii="Calibri" w:hAnsi="Calibri"/>
                 <w:b w:val="0"/>
-                <w:sz w:val="22"/>
+                <w:color w:val="008C45"/>
+                <w:sz w:val="28"/>
               </w:rPr>
               <w:t>☐</w:t>
             </w:r>
@@ -1783,7 +2477,8 @@
               <w:rPr>
                 <w:rFonts w:ascii="Calibri" w:hAnsi="Calibri"/>
                 <w:b w:val="0"/>
-                <w:sz w:val="22"/>
+                <w:color w:val="008C45"/>
+                <w:sz w:val="28"/>
               </w:rPr>
               <w:t>☐</w:t>
             </w:r>
@@ -1820,7 +2515,8 @@
               <w:rPr>
                 <w:rFonts w:ascii="Calibri" w:hAnsi="Calibri"/>
                 <w:b w:val="0"/>
-                <w:sz w:val="22"/>
+                <w:color w:val="008C45"/>
+                <w:sz w:val="28"/>
               </w:rPr>
               <w:t>☐</w:t>
             </w:r>
@@ -1839,7 +2535,8 @@
               <w:rPr>
                 <w:rFonts w:ascii="Calibri" w:hAnsi="Calibri"/>
                 <w:b w:val="0"/>
-                <w:sz w:val="22"/>
+                <w:color w:val="008C45"/>
+                <w:sz w:val="28"/>
               </w:rPr>
               <w:t>☐</w:t>
             </w:r>
@@ -1858,7 +2555,8 @@
               <w:rPr>
                 <w:rFonts w:ascii="Calibri" w:hAnsi="Calibri"/>
                 <w:b w:val="0"/>
-                <w:sz w:val="22"/>
+                <w:color w:val="008C45"/>
+                <w:sz w:val="28"/>
               </w:rPr>
               <w:t>☐</w:t>
             </w:r>
@@ -1877,7 +2575,8 @@
               <w:rPr>
                 <w:rFonts w:ascii="Calibri" w:hAnsi="Calibri"/>
                 <w:b w:val="0"/>
-                <w:sz w:val="22"/>
+                <w:color w:val="008C45"/>
+                <w:sz w:val="28"/>
               </w:rPr>
               <w:t>☐</w:t>
             </w:r>
@@ -1896,7 +2595,8 @@
               <w:rPr>
                 <w:rFonts w:ascii="Calibri" w:hAnsi="Calibri"/>
                 <w:b w:val="0"/>
-                <w:sz w:val="22"/>
+                <w:color w:val="008C45"/>
+                <w:sz w:val="28"/>
               </w:rPr>
               <w:t>☐</w:t>
             </w:r>
@@ -1935,7 +2635,8 @@
               <w:rPr>
                 <w:rFonts w:ascii="Calibri" w:hAnsi="Calibri"/>
                 <w:b w:val="0"/>
-                <w:sz w:val="22"/>
+                <w:color w:val="008C45"/>
+                <w:sz w:val="28"/>
               </w:rPr>
               <w:t>☐</w:t>
             </w:r>
@@ -1955,7 +2656,8 @@
               <w:rPr>
                 <w:rFonts w:ascii="Calibri" w:hAnsi="Calibri"/>
                 <w:b w:val="0"/>
-                <w:sz w:val="22"/>
+                <w:color w:val="008C45"/>
+                <w:sz w:val="28"/>
               </w:rPr>
               <w:t>☐</w:t>
             </w:r>
@@ -1975,7 +2677,8 @@
               <w:rPr>
                 <w:rFonts w:ascii="Calibri" w:hAnsi="Calibri"/>
                 <w:b w:val="0"/>
-                <w:sz w:val="22"/>
+                <w:color w:val="008C45"/>
+                <w:sz w:val="28"/>
               </w:rPr>
               <w:t>☐</w:t>
             </w:r>
@@ -1995,7 +2698,8 @@
               <w:rPr>
                 <w:rFonts w:ascii="Calibri" w:hAnsi="Calibri"/>
                 <w:b w:val="0"/>
-                <w:sz w:val="22"/>
+                <w:color w:val="008C45"/>
+                <w:sz w:val="28"/>
               </w:rPr>
               <w:t>☐</w:t>
             </w:r>
@@ -2015,7 +2719,8 @@
               <w:rPr>
                 <w:rFonts w:ascii="Calibri" w:hAnsi="Calibri"/>
                 <w:b w:val="0"/>
-                <w:sz w:val="22"/>
+                <w:color w:val="008C45"/>
+                <w:sz w:val="28"/>
               </w:rPr>
               <w:t>☐</w:t>
             </w:r>
@@ -2741,66 +3446,456 @@
         <w:t>3. Which services should future camps prioritise? (tick all that apply)</w:t>
       </w:r>
     </w:p>
-    <w:p>
-      <w:pPr>
-        <w:spacing w:after="60" w:before="0"/>
-        <w:jc w:val="left"/>
-      </w:pPr>
-      <w:r>
-        <w:rPr>
-          <w:rFonts w:ascii="Calibri" w:hAnsi="Calibri"/>
-          <w:b w:val="0"/>
-          <w:color w:val="1C2B2A"/>
-          <w:sz w:val="20"/>
-        </w:rPr>
-        <w:t>☐  Cardiology     ☐  Hypertension     ☐  Diabetes</w:t>
-      </w:r>
-    </w:p>
-    <w:p>
-      <w:pPr>
-        <w:spacing w:after="60" w:before="0"/>
-        <w:jc w:val="left"/>
-      </w:pPr>
-      <w:r>
-        <w:rPr>
-          <w:rFonts w:ascii="Calibri" w:hAnsi="Calibri"/>
-          <w:b w:val="0"/>
-          <w:color w:val="1C2B2A"/>
-          <w:sz w:val="20"/>
-        </w:rPr>
-        <w:t>☐  Women's Health     ☐  Men's Health     ☐  Children's Health</w:t>
-      </w:r>
-    </w:p>
-    <w:p>
-      <w:pPr>
-        <w:spacing w:after="60" w:before="0"/>
-        <w:jc w:val="left"/>
-      </w:pPr>
-      <w:r>
-        <w:rPr>
-          <w:rFonts w:ascii="Calibri" w:hAnsi="Calibri"/>
-          <w:b w:val="0"/>
-          <w:color w:val="1C2B2A"/>
-          <w:sz w:val="20"/>
-        </w:rPr>
-        <w:t>☐  Eye Care     ☐  Mental Health     ☐  Cancer Screening</w:t>
-      </w:r>
-    </w:p>
-    <w:p>
-      <w:pPr>
-        <w:spacing w:after="60" w:before="0"/>
-        <w:jc w:val="left"/>
-      </w:pPr>
-      <w:r>
-        <w:rPr>
-          <w:rFonts w:ascii="Calibri" w:hAnsi="Calibri"/>
-          <w:b w:val="0"/>
-          <w:color w:val="1C2B2A"/>
-          <w:sz w:val="20"/>
-        </w:rPr>
-        <w:t>☐  Elderly Care / Gericare     ☐  Other</w:t>
-      </w:r>
-    </w:p>
+    <w:tbl>
+      <w:tblPr>
+        <w:tblW w:type="auto" w:w="0"/>
+        <w:tblLayout w:type="autofit"/>
+        <w:tblLook w:firstColumn="1" w:firstRow="1" w:lastColumn="0" w:lastRow="0" w:noHBand="0" w:noVBand="1" w:val="04A0"/>
+      </w:tblPr>
+      <w:tblGrid>
+        <w:gridCol w:w="3400"/>
+        <w:gridCol w:w="3400"/>
+        <w:gridCol w:w="3400"/>
+      </w:tblGrid>
+      <w:tr>
+        <w:tc>
+          <w:tcPr>
+            <w:tcW w:type="dxa" w:w="3400"/>
+            <w:shd w:fill="F3FBF6" w:val="clear"/>
+          </w:tcPr>
+          <w:p>
+            <w:pPr>
+              <w:spacing w:after="40" w:before="40"/>
+            </w:pPr>
+            <w:r/>
+            <w:r>
+              <w:rPr>
+                <w:rFonts w:ascii="Calibri" w:hAnsi="Calibri"/>
+                <w:b w:val="0"/>
+                <w:color w:val="008C45"/>
+                <w:sz w:val="28"/>
+              </w:rPr>
+              <w:t>☐</w:t>
+            </w:r>
+            <w:r>
+              <w:rPr>
+                <w:rFonts w:ascii="Calibri" w:hAnsi="Calibri"/>
+                <w:b w:val="0"/>
+                <w:sz w:val="22"/>
+              </w:rPr>
+              <w:t xml:space="preserve">  </w:t>
+            </w:r>
+            <w:r>
+              <w:rPr>
+                <w:rFonts w:ascii="Calibri" w:hAnsi="Calibri"/>
+                <w:b w:val="0"/>
+                <w:color w:val="1C2B2A"/>
+                <w:sz w:val="21"/>
+              </w:rPr>
+              <w:t>Cardiology</w:t>
+            </w:r>
+          </w:p>
+        </w:tc>
+        <w:tc>
+          <w:tcPr>
+            <w:tcW w:type="dxa" w:w="3400"/>
+            <w:shd w:fill="F3FBF6" w:val="clear"/>
+          </w:tcPr>
+          <w:p>
+            <w:pPr>
+              <w:spacing w:after="40" w:before="40"/>
+            </w:pPr>
+            <w:r/>
+            <w:r>
+              <w:rPr>
+                <w:rFonts w:ascii="Calibri" w:hAnsi="Calibri"/>
+                <w:b w:val="0"/>
+                <w:color w:val="008C45"/>
+                <w:sz w:val="28"/>
+              </w:rPr>
+              <w:t>☐</w:t>
+            </w:r>
+            <w:r>
+              <w:rPr>
+                <w:rFonts w:ascii="Calibri" w:hAnsi="Calibri"/>
+                <w:b w:val="0"/>
+                <w:sz w:val="22"/>
+              </w:rPr>
+              <w:t xml:space="preserve">  </w:t>
+            </w:r>
+            <w:r>
+              <w:rPr>
+                <w:rFonts w:ascii="Calibri" w:hAnsi="Calibri"/>
+                <w:b w:val="0"/>
+                <w:color w:val="1C2B2A"/>
+                <w:sz w:val="21"/>
+              </w:rPr>
+              <w:t>Hypertension</w:t>
+            </w:r>
+          </w:p>
+        </w:tc>
+        <w:tc>
+          <w:tcPr>
+            <w:tcW w:type="dxa" w:w="3400"/>
+            <w:shd w:fill="F3FBF6" w:val="clear"/>
+          </w:tcPr>
+          <w:p>
+            <w:pPr>
+              <w:spacing w:after="40" w:before="40"/>
+            </w:pPr>
+            <w:r/>
+            <w:r>
+              <w:rPr>
+                <w:rFonts w:ascii="Calibri" w:hAnsi="Calibri"/>
+                <w:b w:val="0"/>
+                <w:color w:val="008C45"/>
+                <w:sz w:val="28"/>
+              </w:rPr>
+              <w:t>☐</w:t>
+            </w:r>
+            <w:r>
+              <w:rPr>
+                <w:rFonts w:ascii="Calibri" w:hAnsi="Calibri"/>
+                <w:b w:val="0"/>
+                <w:sz w:val="22"/>
+              </w:rPr>
+              <w:t xml:space="preserve">  </w:t>
+            </w:r>
+            <w:r>
+              <w:rPr>
+                <w:rFonts w:ascii="Calibri" w:hAnsi="Calibri"/>
+                <w:b w:val="0"/>
+                <w:color w:val="1C2B2A"/>
+                <w:sz w:val="21"/>
+              </w:rPr>
+              <w:t>Diabetes</w:t>
+            </w:r>
+          </w:p>
+        </w:tc>
+      </w:tr>
+      <w:tr>
+        <w:tc>
+          <w:tcPr>
+            <w:tcW w:type="dxa" w:w="3400"/>
+            <w:shd w:fill="F3FBF6" w:val="clear"/>
+          </w:tcPr>
+          <w:p>
+            <w:pPr>
+              <w:spacing w:after="40" w:before="40"/>
+            </w:pPr>
+            <w:r/>
+            <w:r>
+              <w:rPr>
+                <w:rFonts w:ascii="Calibri" w:hAnsi="Calibri"/>
+                <w:b w:val="0"/>
+                <w:color w:val="008C45"/>
+                <w:sz w:val="28"/>
+              </w:rPr>
+              <w:t>☐</w:t>
+            </w:r>
+            <w:r>
+              <w:rPr>
+                <w:rFonts w:ascii="Calibri" w:hAnsi="Calibri"/>
+                <w:b w:val="0"/>
+                <w:sz w:val="22"/>
+              </w:rPr>
+              <w:t xml:space="preserve">  </w:t>
+            </w:r>
+            <w:r>
+              <w:rPr>
+                <w:rFonts w:ascii="Calibri" w:hAnsi="Calibri"/>
+                <w:b w:val="0"/>
+                <w:color w:val="1C2B2A"/>
+                <w:sz w:val="21"/>
+              </w:rPr>
+              <w:t>Women's Health</w:t>
+            </w:r>
+          </w:p>
+        </w:tc>
+        <w:tc>
+          <w:tcPr>
+            <w:tcW w:type="dxa" w:w="3400"/>
+            <w:shd w:fill="F3FBF6" w:val="clear"/>
+          </w:tcPr>
+          <w:p>
+            <w:pPr>
+              <w:spacing w:after="40" w:before="40"/>
+            </w:pPr>
+            <w:r/>
+            <w:r>
+              <w:rPr>
+                <w:rFonts w:ascii="Calibri" w:hAnsi="Calibri"/>
+                <w:b w:val="0"/>
+                <w:color w:val="008C45"/>
+                <w:sz w:val="28"/>
+              </w:rPr>
+              <w:t>☐</w:t>
+            </w:r>
+            <w:r>
+              <w:rPr>
+                <w:rFonts w:ascii="Calibri" w:hAnsi="Calibri"/>
+                <w:b w:val="0"/>
+                <w:sz w:val="22"/>
+              </w:rPr>
+              <w:t xml:space="preserve">  </w:t>
+            </w:r>
+            <w:r>
+              <w:rPr>
+                <w:rFonts w:ascii="Calibri" w:hAnsi="Calibri"/>
+                <w:b w:val="0"/>
+                <w:color w:val="1C2B2A"/>
+                <w:sz w:val="21"/>
+              </w:rPr>
+              <w:t>Men's Health</w:t>
+            </w:r>
+          </w:p>
+        </w:tc>
+        <w:tc>
+          <w:tcPr>
+            <w:tcW w:type="dxa" w:w="3400"/>
+            <w:shd w:fill="F3FBF6" w:val="clear"/>
+          </w:tcPr>
+          <w:p>
+            <w:pPr>
+              <w:spacing w:after="40" w:before="40"/>
+            </w:pPr>
+            <w:r/>
+            <w:r>
+              <w:rPr>
+                <w:rFonts w:ascii="Calibri" w:hAnsi="Calibri"/>
+                <w:b w:val="0"/>
+                <w:color w:val="008C45"/>
+                <w:sz w:val="28"/>
+              </w:rPr>
+              <w:t>☐</w:t>
+            </w:r>
+            <w:r>
+              <w:rPr>
+                <w:rFonts w:ascii="Calibri" w:hAnsi="Calibri"/>
+                <w:b w:val="0"/>
+                <w:sz w:val="22"/>
+              </w:rPr>
+              <w:t xml:space="preserve">  </w:t>
+            </w:r>
+            <w:r>
+              <w:rPr>
+                <w:rFonts w:ascii="Calibri" w:hAnsi="Calibri"/>
+                <w:b w:val="0"/>
+                <w:color w:val="1C2B2A"/>
+                <w:sz w:val="21"/>
+              </w:rPr>
+              <w:t>Children's Health</w:t>
+            </w:r>
+          </w:p>
+        </w:tc>
+      </w:tr>
+      <w:tr>
+        <w:tc>
+          <w:tcPr>
+            <w:tcW w:type="dxa" w:w="3400"/>
+            <w:shd w:fill="F3FBF6" w:val="clear"/>
+          </w:tcPr>
+          <w:p>
+            <w:pPr>
+              <w:spacing w:after="40" w:before="40"/>
+            </w:pPr>
+            <w:r/>
+            <w:r>
+              <w:rPr>
+                <w:rFonts w:ascii="Calibri" w:hAnsi="Calibri"/>
+                <w:b w:val="0"/>
+                <w:color w:val="008C45"/>
+                <w:sz w:val="28"/>
+              </w:rPr>
+              <w:t>☐</w:t>
+            </w:r>
+            <w:r>
+              <w:rPr>
+                <w:rFonts w:ascii="Calibri" w:hAnsi="Calibri"/>
+                <w:b w:val="0"/>
+                <w:sz w:val="22"/>
+              </w:rPr>
+              <w:t xml:space="preserve">  </w:t>
+            </w:r>
+            <w:r>
+              <w:rPr>
+                <w:rFonts w:ascii="Calibri" w:hAnsi="Calibri"/>
+                <w:b w:val="0"/>
+                <w:color w:val="1C2B2A"/>
+                <w:sz w:val="21"/>
+              </w:rPr>
+              <w:t>Eye Care</w:t>
+            </w:r>
+          </w:p>
+        </w:tc>
+        <w:tc>
+          <w:tcPr>
+            <w:tcW w:type="dxa" w:w="3400"/>
+            <w:shd w:fill="F3FBF6" w:val="clear"/>
+          </w:tcPr>
+          <w:p>
+            <w:pPr>
+              <w:spacing w:after="40" w:before="40"/>
+            </w:pPr>
+            <w:r/>
+            <w:r>
+              <w:rPr>
+                <w:rFonts w:ascii="Calibri" w:hAnsi="Calibri"/>
+                <w:b w:val="0"/>
+                <w:color w:val="008C45"/>
+                <w:sz w:val="28"/>
+              </w:rPr>
+              <w:t>☐</w:t>
+            </w:r>
+            <w:r>
+              <w:rPr>
+                <w:rFonts w:ascii="Calibri" w:hAnsi="Calibri"/>
+                <w:b w:val="0"/>
+                <w:sz w:val="22"/>
+              </w:rPr>
+              <w:t xml:space="preserve">  </w:t>
+            </w:r>
+            <w:r>
+              <w:rPr>
+                <w:rFonts w:ascii="Calibri" w:hAnsi="Calibri"/>
+                <w:b w:val="0"/>
+                <w:color w:val="1C2B2A"/>
+                <w:sz w:val="21"/>
+              </w:rPr>
+              <w:t>Mental Health</w:t>
+            </w:r>
+          </w:p>
+        </w:tc>
+        <w:tc>
+          <w:tcPr>
+            <w:tcW w:type="dxa" w:w="3400"/>
+            <w:shd w:fill="F3FBF6" w:val="clear"/>
+          </w:tcPr>
+          <w:p>
+            <w:pPr>
+              <w:spacing w:after="40" w:before="40"/>
+            </w:pPr>
+            <w:r/>
+            <w:r>
+              <w:rPr>
+                <w:rFonts w:ascii="Calibri" w:hAnsi="Calibri"/>
+                <w:b w:val="0"/>
+                <w:color w:val="008C45"/>
+                <w:sz w:val="28"/>
+              </w:rPr>
+              <w:t>☐</w:t>
+            </w:r>
+            <w:r>
+              <w:rPr>
+                <w:rFonts w:ascii="Calibri" w:hAnsi="Calibri"/>
+                <w:b w:val="0"/>
+                <w:sz w:val="22"/>
+              </w:rPr>
+              <w:t xml:space="preserve">  </w:t>
+            </w:r>
+            <w:r>
+              <w:rPr>
+                <w:rFonts w:ascii="Calibri" w:hAnsi="Calibri"/>
+                <w:b w:val="0"/>
+                <w:color w:val="1C2B2A"/>
+                <w:sz w:val="21"/>
+              </w:rPr>
+              <w:t>Cancer Screening</w:t>
+            </w:r>
+          </w:p>
+        </w:tc>
+      </w:tr>
+      <w:tr>
+        <w:tc>
+          <w:tcPr>
+            <w:tcW w:type="dxa" w:w="3400"/>
+            <w:shd w:fill="F3FBF6" w:val="clear"/>
+          </w:tcPr>
+          <w:p>
+            <w:pPr>
+              <w:spacing w:after="40" w:before="40"/>
+            </w:pPr>
+            <w:r/>
+            <w:r>
+              <w:rPr>
+                <w:rFonts w:ascii="Calibri" w:hAnsi="Calibri"/>
+                <w:b w:val="0"/>
+                <w:color w:val="008C45"/>
+                <w:sz w:val="28"/>
+              </w:rPr>
+              <w:t>☐</w:t>
+            </w:r>
+            <w:r>
+              <w:rPr>
+                <w:rFonts w:ascii="Calibri" w:hAnsi="Calibri"/>
+                <w:b w:val="0"/>
+                <w:sz w:val="22"/>
+              </w:rPr>
+              <w:t xml:space="preserve">  </w:t>
+            </w:r>
+            <w:r>
+              <w:rPr>
+                <w:rFonts w:ascii="Calibri" w:hAnsi="Calibri"/>
+                <w:b w:val="0"/>
+                <w:color w:val="1C2B2A"/>
+                <w:sz w:val="21"/>
+              </w:rPr>
+              <w:t>Elderly Care / Gericare</w:t>
+            </w:r>
+          </w:p>
+        </w:tc>
+        <w:tc>
+          <w:tcPr>
+            <w:tcW w:type="dxa" w:w="3400"/>
+            <w:shd w:fill="F3FBF6" w:val="clear"/>
+          </w:tcPr>
+          <w:p>
+            <w:pPr>
+              <w:spacing w:after="40" w:before="40"/>
+            </w:pPr>
+            <w:r/>
+            <w:r>
+              <w:rPr>
+                <w:rFonts w:ascii="Calibri" w:hAnsi="Calibri"/>
+                <w:b w:val="0"/>
+                <w:color w:val="008C45"/>
+                <w:sz w:val="28"/>
+              </w:rPr>
+              <w:t>☐</w:t>
+            </w:r>
+            <w:r>
+              <w:rPr>
+                <w:rFonts w:ascii="Calibri" w:hAnsi="Calibri"/>
+                <w:b w:val="0"/>
+                <w:sz w:val="22"/>
+              </w:rPr>
+              <w:t xml:space="preserve">  </w:t>
+            </w:r>
+            <w:r>
+              <w:rPr>
+                <w:rFonts w:ascii="Calibri" w:hAnsi="Calibri"/>
+                <w:b w:val="0"/>
+                <w:color w:val="1C2B2A"/>
+                <w:sz w:val="21"/>
+              </w:rPr>
+              <w:t>Other</w:t>
+            </w:r>
+          </w:p>
+        </w:tc>
+        <w:tc>
+          <w:tcPr>
+            <w:tcW w:type="dxa" w:w="3400"/>
+          </w:tcPr>
+          <w:p>
+            <w:pPr>
+              <w:spacing w:after="40" w:before="40"/>
+            </w:pPr>
+            <w:r/>
+          </w:p>
+        </w:tc>
+      </w:tr>
+    </w:tbl>
+    <w:p/>
     <w:p>
       <w:pPr>
         <w:spacing w:after="80"/>
@@ -2852,21 +3947,135 @@
         <w:t>Would you like to serve again at future FairBanks Reach camps?</w:t>
       </w:r>
     </w:p>
-    <w:p>
-      <w:pPr>
-        <w:spacing w:after="60" w:before="0"/>
-        <w:jc w:val="left"/>
-      </w:pPr>
-      <w:r>
-        <w:rPr>
-          <w:rFonts w:ascii="Calibri" w:hAnsi="Calibri"/>
-          <w:b w:val="0"/>
-          <w:color w:val="1C2B2A"/>
-          <w:sz w:val="20"/>
-        </w:rPr>
-        <w:t>☐  Yes     ☐  No     ☐  Maybe</w:t>
-      </w:r>
-    </w:p>
+    <w:tbl>
+      <w:tblPr>
+        <w:tblW w:type="auto" w:w="0"/>
+        <w:tblLayout w:type="autofit"/>
+        <w:tblLook w:firstColumn="1" w:firstRow="1" w:lastColumn="0" w:lastRow="0" w:noHBand="0" w:noVBand="1" w:val="04A0"/>
+      </w:tblPr>
+      <w:tblGrid>
+        <w:gridCol w:w="3400"/>
+        <w:gridCol w:w="3400"/>
+        <w:gridCol w:w="3400"/>
+      </w:tblGrid>
+      <w:tr>
+        <w:tc>
+          <w:tcPr>
+            <w:tcW w:type="dxa" w:w="3400"/>
+            <w:shd w:fill="F3FBF6" w:val="clear"/>
+          </w:tcPr>
+          <w:p>
+            <w:pPr>
+              <w:spacing w:after="40" w:before="40"/>
+            </w:pPr>
+            <w:r/>
+            <w:r>
+              <w:rPr>
+                <w:rFonts w:ascii="Calibri" w:hAnsi="Calibri"/>
+                <w:b w:val="0"/>
+                <w:color w:val="008C45"/>
+                <w:sz w:val="28"/>
+              </w:rPr>
+              <w:t>☐</w:t>
+            </w:r>
+            <w:r>
+              <w:rPr>
+                <w:rFonts w:ascii="Calibri" w:hAnsi="Calibri"/>
+                <w:b w:val="0"/>
+                <w:sz w:val="22"/>
+              </w:rPr>
+              <w:t xml:space="preserve">  </w:t>
+            </w:r>
+            <w:r>
+              <w:rPr>
+                <w:rFonts w:ascii="Calibri" w:hAnsi="Calibri"/>
+                <w:b/>
+                <w:color w:val="1C2B2A"/>
+                <w:sz w:val="21"/>
+              </w:rPr>
+              <w:t>Yes</w:t>
+            </w:r>
+          </w:p>
+        </w:tc>
+        <w:tc>
+          <w:tcPr>
+            <w:tcW w:type="dxa" w:w="3400"/>
+            <w:shd w:fill="F3FBF6" w:val="clear"/>
+          </w:tcPr>
+          <w:p>
+            <w:pPr>
+              <w:spacing w:after="40" w:before="40"/>
+            </w:pPr>
+            <w:r/>
+            <w:r>
+              <w:rPr>
+                <w:rFonts w:ascii="Calibri" w:hAnsi="Calibri"/>
+                <w:b w:val="0"/>
+                <w:color w:val="008C45"/>
+                <w:sz w:val="28"/>
+              </w:rPr>
+              <w:t>☐</w:t>
+            </w:r>
+            <w:r>
+              <w:rPr>
+                <w:rFonts w:ascii="Calibri" w:hAnsi="Calibri"/>
+                <w:b w:val="0"/>
+                <w:sz w:val="22"/>
+              </w:rPr>
+              <w:t xml:space="preserve">  </w:t>
+            </w:r>
+            <w:r>
+              <w:rPr>
+                <w:rFonts w:ascii="Calibri" w:hAnsi="Calibri"/>
+                <w:b/>
+                <w:color w:val="1C2B2A"/>
+                <w:sz w:val="21"/>
+              </w:rPr>
+              <w:t>No</w:t>
+            </w:r>
+          </w:p>
+        </w:tc>
+        <w:tc>
+          <w:tcPr>
+            <w:tcW w:type="dxa" w:w="3400"/>
+            <w:shd w:fill="F3FBF6" w:val="clear"/>
+          </w:tcPr>
+          <w:p>
+            <w:pPr>
+              <w:spacing w:after="40" w:before="40"/>
+            </w:pPr>
+            <w:r/>
+            <w:r>
+              <w:rPr>
+                <w:rFonts w:ascii="Calibri" w:hAnsi="Calibri"/>
+                <w:b w:val="0"/>
+                <w:color w:val="008C45"/>
+                <w:sz w:val="28"/>
+              </w:rPr>
+              <w:t>☐</w:t>
+            </w:r>
+            <w:r>
+              <w:rPr>
+                <w:rFonts w:ascii="Calibri" w:hAnsi="Calibri"/>
+                <w:b w:val="0"/>
+                <w:sz w:val="22"/>
+              </w:rPr>
+              <w:t xml:space="preserve">  </w:t>
+            </w:r>
+            <w:r>
+              <w:rPr>
+                <w:rFonts w:ascii="Calibri" w:hAnsi="Calibri"/>
+                <w:b/>
+                <w:color w:val="1C2B2A"/>
+                <w:sz w:val="21"/>
+              </w:rPr>
+              <w:t>Maybe</w:t>
+            </w:r>
+          </w:p>
+        </w:tc>
+      </w:tr>
+    </w:tbl>
+    <w:p/>
     <w:p>
       <w:pPr>
         <w:spacing w:after="60" w:before="0"/>

--- a/questionnaires/internal_staff_evaluation.docx
+++ b/questionnaires/internal_staff_evaluation.docx
@@ -2,62 +2,146 @@
 <file path=word/document.xml><?xml version="1.0" encoding="utf-8"?>
 <w:document xmlns:wpc="http://schemas.microsoft.com/office/word/2010/wordprocessingCanvas" xmlns:mo="http://schemas.microsoft.com/office/mac/office/2008/main" xmlns:mc="http://schemas.openxmlformats.org/markup-compatibility/2006" xmlns:mv="urn:schemas-microsoft-com:mac:vml" xmlns:o="urn:schemas-microsoft-com:office:office" xmlns:r="http://schemas.openxmlformats.org/officeDocument/2006/relationships" xmlns:m="http://schemas.openxmlformats.org/officeDocument/2006/math" xmlns:v="urn:schemas-microsoft-com:vml" xmlns:wp14="http://schemas.microsoft.com/office/word/2010/wordprocessingDrawing" xmlns:wp="http://schemas.openxmlformats.org/drawingml/2006/wordprocessingDrawing" xmlns:w10="urn:schemas-microsoft-com:office:word" xmlns:w="http://schemas.openxmlformats.org/wordprocessingml/2006/main" xmlns:w14="http://schemas.microsoft.com/office/word/2010/wordml" xmlns:wpg="http://schemas.microsoft.com/office/word/2010/wordprocessingGroup" xmlns:wpi="http://schemas.microsoft.com/office/word/2010/wordprocessingInk" xmlns:wne="http://schemas.microsoft.com/office/word/2006/wordml" xmlns:wps="http://schemas.microsoft.com/office/word/2010/wordprocessingShape" mc:Ignorable="w14 wp14">
   <w:body>
+    <w:tbl>
+      <w:tblPr>
+        <w:tblW w:type="auto" w:w="0"/>
+        <w:tblLayout w:type="autofit"/>
+        <w:tblLook w:firstColumn="1" w:firstRow="1" w:lastColumn="0" w:lastRow="0" w:noHBand="0" w:noVBand="1" w:val="04A0"/>
+      </w:tblPr>
+      <w:tblGrid>
+        <w:gridCol w:w="5100"/>
+        <w:gridCol w:w="5100"/>
+      </w:tblGrid>
+      <w:tr>
+        <w:tc>
+          <w:tcPr>
+            <w:tcW w:type="dxa" w:w="5100"/>
+            <w:vAlign w:val="center"/>
+          </w:tcPr>
+          <w:p>
+            <w:pPr>
+              <w:spacing w:before="0" w:after="0"/>
+              <w:jc w:val="left"/>
+            </w:pPr>
+            <w:r/>
+            <w:r>
+              <w:drawing>
+                <wp:inline xmlns:a="http://schemas.openxmlformats.org/drawingml/2006/main" xmlns:pic="http://schemas.openxmlformats.org/drawingml/2006/picture">
+                  <wp:extent cx="1965960" cy="738149"/>
+                  <wp:docPr id="1" name="Picture 1"/>
+                  <wp:cNvGraphicFramePr>
+                    <a:graphicFrameLocks noChangeAspect="1"/>
+                  </wp:cNvGraphicFramePr>
+                  <a:graphic>
+                    <a:graphicData uri="http://schemas.openxmlformats.org/drawingml/2006/picture">
+                      <pic:pic>
+                        <pic:nvPicPr>
+                          <pic:cNvPr id="0" name="fairbanks_logo.jpeg"/>
+                          <pic:cNvPicPr/>
+                        </pic:nvPicPr>
+                        <pic:blipFill>
+                          <a:blip r:embed="rId9"/>
+                          <a:stretch>
+                            <a:fillRect/>
+                          </a:stretch>
+                        </pic:blipFill>
+                        <pic:spPr>
+                          <a:xfrm>
+                            <a:off x="0" y="0"/>
+                            <a:ext cx="1965960" cy="738149"/>
+                          </a:xfrm>
+                          <a:prstGeom prst="rect"/>
+                        </pic:spPr>
+                      </pic:pic>
+                    </a:graphicData>
+                  </a:graphic>
+                </wp:inline>
+              </w:drawing>
+            </w:r>
+          </w:p>
+        </w:tc>
+        <w:tc>
+          <w:tcPr>
+            <w:tcW w:type="dxa" w:w="5100"/>
+            <w:vAlign w:val="center"/>
+          </w:tcPr>
+          <w:p>
+            <w:pPr>
+              <w:spacing w:after="20" w:before="0"/>
+            </w:pPr>
+            <w:r/>
+            <w:r>
+              <w:rPr>
+                <w:rFonts w:ascii="Calibri" w:hAnsi="Calibri"/>
+                <w:b/>
+                <w:color w:val="1C2B2A"/>
+                <w:sz w:val="24"/>
+              </w:rPr>
+              <w:t>Community Cardiology Camp</w:t>
+            </w:r>
+          </w:p>
+          <w:p>
+            <w:pPr>
+              <w:spacing w:after="20" w:before="0"/>
+            </w:pPr>
+            <w:r>
+              <w:rPr>
+                <w:rFonts w:ascii="Calibri" w:hAnsi="Calibri"/>
+                <w:b w:val="0"/>
+                <w:color w:val="008C45"/>
+                <w:sz w:val="18"/>
+              </w:rPr>
+              <w:t>Your health, our mission.</w:t>
+            </w:r>
+          </w:p>
+          <w:p>
+            <w:pPr>
+              <w:spacing w:after="20" w:before="0"/>
+            </w:pPr>
+            <w:r>
+              <w:rPr>
+                <w:rFonts w:ascii="Calibri" w:hAnsi="Calibri"/>
+                <w:b w:val="0"/>
+                <w:color w:val="5A6A6A"/>
+                <w:sz w:val="17"/>
+              </w:rPr>
+              <w:t>Tel: 0701 849258  |  WhatsApp: 0777 462398</w:t>
+            </w:r>
+          </w:p>
+          <w:p>
+            <w:pPr>
+              <w:spacing w:after="20" w:before="0"/>
+            </w:pPr>
+            <w:r>
+              <w:rPr>
+                <w:rFonts w:ascii="Calibri" w:hAnsi="Calibri"/>
+                <w:b w:val="0"/>
+                <w:color w:val="5A6A6A"/>
+                <w:sz w:val="17"/>
+              </w:rPr>
+              <w:t>Email: info@fairbanksmedicalcentre.org  |  Web: www.fairbanksmedicalcentre.ug</w:t>
+            </w:r>
+          </w:p>
+          <w:p>
+            <w:pPr>
+              <w:spacing w:after="20" w:before="0"/>
+            </w:pPr>
+            <w:r>
+              <w:rPr>
+                <w:rFonts w:ascii="Calibri" w:hAnsi="Calibri"/>
+                <w:b w:val="0"/>
+                <w:color w:val="5A6A6A"/>
+                <w:sz w:val="16"/>
+              </w:rPr>
+              <w:t>Tirupati Road, Kyebando-Kisalosalo (Opp. Northern Bypass Roundabout), Kampala</w:t>
+            </w:r>
+          </w:p>
+        </w:tc>
+      </w:tr>
+    </w:tbl>
     <w:p>
       <w:pPr>
-        <w:spacing w:after="80"/>
-        <w:jc w:val="center"/>
-      </w:pPr>
-      <w:r>
-        <w:drawing>
-          <wp:inline xmlns:a="http://schemas.openxmlformats.org/drawingml/2006/main" xmlns:pic="http://schemas.openxmlformats.org/drawingml/2006/picture">
-            <wp:extent cx="2286000" cy="858312"/>
-            <wp:docPr id="1" name="Picture 1"/>
-            <wp:cNvGraphicFramePr>
-              <a:graphicFrameLocks noChangeAspect="1"/>
-            </wp:cNvGraphicFramePr>
-            <a:graphic>
-              <a:graphicData uri="http://schemas.openxmlformats.org/drawingml/2006/picture">
-                <pic:pic>
-                  <pic:nvPicPr>
-                    <pic:cNvPr id="0" name="fairbanks_logo.jpeg"/>
-                    <pic:cNvPicPr/>
-                  </pic:nvPicPr>
-                  <pic:blipFill>
-                    <a:blip r:embed="rId9"/>
-                    <a:stretch>
-                      <a:fillRect/>
-                    </a:stretch>
-                  </pic:blipFill>
-                  <pic:spPr>
-                    <a:xfrm>
-                      <a:off x="0" y="0"/>
-                      <a:ext cx="2286000" cy="858312"/>
-                    </a:xfrm>
-                    <a:prstGeom prst="rect"/>
-                  </pic:spPr>
-                </pic:pic>
-              </a:graphicData>
-            </a:graphic>
-          </wp:inline>
-        </w:drawing>
-      </w:r>
-    </w:p>
-    <w:p>
-      <w:pPr>
-        <w:jc w:val="center"/>
-      </w:pPr>
-      <w:r>
-        <w:rPr>
-          <w:rFonts w:ascii="Calibri" w:hAnsi="Calibri"/>
-          <w:b/>
-          <w:color w:val="1C2B2A"/>
-          <w:sz w:val="26"/>
-        </w:rPr>
-        <w:t>Community Cardiology Camp</w:t>
-      </w:r>
-    </w:p>
-    <w:p>
-      <w:pPr>
+        <w:spacing w:before="200"/>
         <w:jc w:val="center"/>
       </w:pPr>
       <w:r>
@@ -82,65 +166,6 @@
           <w:sz w:val="20"/>
         </w:rPr>
         <w:t>FairBanks Reach Programme  ·  Confidential internal feedback  ·  ~8–10 minutes</w:t>
-      </w:r>
-    </w:p>
-    <w:p>
-      <w:pPr>
-        <w:jc w:val="center"/>
-      </w:pPr>
-      <w:r>
-        <w:rPr>
-          <w:rFonts w:ascii="Calibri" w:hAnsi="Calibri"/>
-          <w:b w:val="0"/>
-          <w:color w:val="008C45"/>
-          <w:sz w:val="18"/>
-        </w:rPr>
-        <w:t>Your health, our mission.</w:t>
-      </w:r>
-    </w:p>
-    <w:p>
-      <w:pPr>
-        <w:spacing w:after="0" w:before="0"/>
-        <w:jc w:val="center"/>
-      </w:pPr>
-      <w:r>
-        <w:rPr>
-          <w:rFonts w:ascii="Calibri" w:hAnsi="Calibri"/>
-          <w:b w:val="0"/>
-          <w:color w:val="5A6A6A"/>
-          <w:sz w:val="17"/>
-        </w:rPr>
-        <w:t>Tirupati Road, Kyebando-Kisalosalo (Opp. Northern Bypass Roundabout), Kampala</w:t>
-      </w:r>
-    </w:p>
-    <w:p>
-      <w:pPr>
-        <w:spacing w:after="0" w:before="0"/>
-        <w:jc w:val="center"/>
-      </w:pPr>
-      <w:r>
-        <w:rPr>
-          <w:rFonts w:ascii="Calibri" w:hAnsi="Calibri"/>
-          <w:b w:val="0"/>
-          <w:color w:val="5A6A6A"/>
-          <w:sz w:val="17"/>
-        </w:rPr>
-        <w:t>Tel: 0701 849258  |  WhatsApp: 0777 462398</w:t>
-      </w:r>
-    </w:p>
-    <w:p>
-      <w:pPr>
-        <w:spacing w:after="0" w:before="0"/>
-        <w:jc w:val="center"/>
-      </w:pPr>
-      <w:r>
-        <w:rPr>
-          <w:rFonts w:ascii="Calibri" w:hAnsi="Calibri"/>
-          <w:b w:val="0"/>
-          <w:color w:val="5A6A6A"/>
-          <w:sz w:val="17"/>
-        </w:rPr>
-        <w:t>Email: info@fairbanksmedicalcentre.org  |  Web: www.fairbanksmedicalcentre.ug</w:t>
       </w:r>
     </w:p>
     <w:p/>
